--- a/skills/toastmasters-meeting-agenda-team/assets/toastmasters-645N-meeting-agenda-navy-letter-size.docx
+++ b/skills/toastmasters-meeting-agenda-team/assets/toastmasters-645N-meeting-agenda-navy-letter-size.docx
@@ -1,8 +1,8 @@
 
 <file path=word/document.xml><?xml version="1.0" encoding="utf-8"?>
-<w:document xmlns:wpc="http://schemas.microsoft.com/office/word/2010/wordprocessingCanvas" xmlns:cx="http://schemas.microsoft.com/office/drawing/2014/chartex" xmlns:cx1="http://schemas.microsoft.com/office/drawing/2015/9/8/chartex" xmlns:cx2="http://schemas.microsoft.com/office/drawing/2015/10/21/chartex" xmlns:cx3="http://schemas.microsoft.com/office/drawing/2016/5/9/chartex" xmlns:cx4="http://schemas.microsoft.com/office/drawing/2016/5/10/chartex" xmlns:cx5="http://schemas.microsoft.com/office/drawing/2016/5/11/chartex" xmlns:cx6="http://schemas.microsoft.com/office/drawing/2016/5/12/chartex" xmlns:cx7="http://schemas.microsoft.com/office/drawing/2016/5/13/chartex" xmlns:cx8="http://schemas.microsoft.com/office/drawing/2016/5/14/chartex" xmlns:mc="http://schemas.openxmlformats.org/markup-compatibility/2006" xmlns:aink="http://schemas.microsoft.com/office/drawing/2016/ink" xmlns:am3d="http://schemas.microsoft.com/office/drawing/2017/model3d" xmlns:o="urn:schemas-microsoft-com:office:office" xmlns:r="http://schemas.openxmlformats.org/officeDocument/2006/relationships" xmlns:m="http://schemas.openxmlformats.org/officeDocument/2006/math" xmlns:v="urn:schemas-microsoft-com:vml" xmlns:wp14="http://schemas.microsoft.com/office/word/2010/wordprocessingDrawing" xmlns:wp="http://schemas.openxmlformats.org/drawingml/2006/wordprocessingDrawing" xmlns:w10="urn:schemas-microsoft-com:office:word" xmlns:w="http://schemas.openxmlformats.org/wordprocessingml/2006/main" xmlns:w14="http://schemas.microsoft.com/office/word/2010/wordml" xmlns:w15="http://schemas.microsoft.com/office/word/2012/wordml" xmlns:w16cid="http://schemas.microsoft.com/office/word/2016/wordml/cid" xmlns:w16se="http://schemas.microsoft.com/office/word/2015/wordml/symex" xmlns:wpg="http://schemas.microsoft.com/office/word/2010/wordprocessingGroup" xmlns:wpi="http://schemas.microsoft.com/office/word/2010/wordprocessingInk" xmlns:wne="http://schemas.microsoft.com/office/word/2006/wordml" xmlns:wps="http://schemas.microsoft.com/office/word/2010/wordprocessingShape" mc:Ignorable="w14 w15 w16se w16cid wp14">
+<w:document xmlns:ns1="http://schemas.openxmlformats.org/markup-compatibility/2006" xmlns:ns2="http://schemas.microsoft.com/office/word/2010/wordml" xmlns:r="http://schemas.openxmlformats.org/officeDocument/2006/relationships" xmlns:w="http://schemas.openxmlformats.org/wordprocessingml/2006/main" ns1:Ignorable="w14 w15 w16se w16cid wp14">
   <w:body>
-    <w:p>
+    <w:p ns2:paraId="0C1BB201" ns2:textId="36885CDE">
       <w:pPr>
         <w:pStyle w:val="BasicParagraphA4"/>
         <w:spacing w:before="640" w:after="840"/>
@@ -14,11 +14,11 @@
           <w:color w:val="FFFFFF" w:themeColor="background1"/>
           <w:sz w:val="28"/>
           <w:szCs w:val="28"/>
-          <w14:textOutline w14:w="9525" w14:cap="flat" w14:cmpd="sng" w14:algn="ctr">
-            <w14:noFill/>
-            <w14:prstDash w14:val="solid"/>
-            <w14:round/>
-          </w14:textOutline>
+          <ns2:textOutline ns2:w="9525" ns2:cap="flat" ns2:cmpd="sng" ns2:algn="ctr">
+            <ns2:noFill/>
+            <ns2:prstDash ns2:val="solid"/>
+            <ns2:round/>
+          </ns2:textOutline>
         </w:rPr>
         <w:sectPr>
           <w:headerReference w:type="even" r:id="rId8"/>
@@ -38,13 +38,13 @@
           <w:color w:val="FFFFFF" w:themeColor="background1"/>
           <w:sz w:val="40"/>
           <w:szCs w:val="40"/>
-          <w14:textOutline w14:w="9525" w14:cap="flat" w14:cmpd="sng" w14:algn="ctr">
-            <w14:noFill/>
-            <w14:prstDash w14:val="solid"/>
-            <w14:round/>
-          </w14:textOutline>
-        </w:rPr>
-        <w:t>Club Name Club Number</w:t>
+          <ns2:textOutline ns2:w="9525" ns2:cap="flat" ns2:cmpd="sng" ns2:algn="ctr">
+            <ns2:noFill/>
+            <ns2:prstDash ns2:val="solid"/>
+            <ns2:round/>
+          </ns2:textOutline>
+        </w:rPr>
+        <w:t>{Club} {No}</w:t>
       </w:r>
       <w:bookmarkStart w:id="0" w:name="_GoBack"/>
       <w:bookmarkEnd w:id="0"/>
@@ -56,11 +56,11 @@
           <w:color w:val="FFFFFF" w:themeColor="background1"/>
           <w:sz w:val="40"/>
           <w:szCs w:val="40"/>
-          <w14:textOutline w14:w="9525" w14:cap="flat" w14:cmpd="sng" w14:algn="ctr">
-            <w14:noFill/>
-            <w14:prstDash w14:val="solid"/>
-            <w14:round/>
-          </w14:textOutline>
+          <ns2:textOutline ns2:w="9525" ns2:cap="flat" ns2:cmpd="sng" ns2:algn="ctr">
+            <ns2:noFill/>
+            <ns2:prstDash ns2:val="solid"/>
+            <ns2:round/>
+          </ns2:textOutline>
         </w:rPr>
         <w:br/>
       </w:r>
@@ -70,48 +70,48 @@
           <w:color w:val="FFFFFF" w:themeColor="background1"/>
           <w:sz w:val="28"/>
           <w:szCs w:val="28"/>
-          <w14:textOutline w14:w="9525" w14:cap="flat" w14:cmpd="sng" w14:algn="ctr">
-            <w14:noFill/>
-            <w14:prstDash w14:val="solid"/>
-            <w14:round/>
-          </w14:textOutline>
-        </w:rPr>
-        <w:t>Club Meeting Theme</w:t>
-      </w:r>
-    </w:p>
-    <w:p>
-      <w:pPr>
-        <w:rPr>
-          <w:rFonts w:ascii="Arial" w:hAnsi="Arial" w:cs="Arial"/>
-          <w:b/>
-          <w:bCs/>
-          <w:sz w:val="22"/>
-          <w:szCs w:val="22"/>
-        </w:rPr>
-      </w:pPr>
-      <w:r>
-        <w:rPr>
-          <w:rFonts w:ascii="Arial" w:hAnsi="Arial" w:cs="Arial"/>
-          <w:b/>
-          <w:bCs/>
-          <w:sz w:val="22"/>
-          <w:szCs w:val="22"/>
-        </w:rPr>
-        <w:t>Month, Day YYYY</w:t>
-      </w:r>
-    </w:p>
-    <w:p>
-      <w:pPr>
-        <w:rPr>
-          <w:rFonts w:ascii="Arial" w:hAnsi="Arial" w:cs="Arial"/>
-          <w:b/>
-          <w:bCs/>
-          <w:sz w:val="22"/>
-          <w:szCs w:val="22"/>
-        </w:rPr>
-      </w:pPr>
-    </w:p>
-    <w:p>
+          <ns2:textOutline ns2:w="9525" ns2:cap="flat" ns2:cmpd="sng" ns2:algn="ctr">
+            <ns2:noFill/>
+            <ns2:prstDash ns2:val="solid"/>
+            <ns2:round/>
+          </ns2:textOutline>
+        </w:rPr>
+        <w:t>{Theme}</w:t>
+      </w:r>
+    </w:p>
+    <w:p ns2:paraId="36E77971" ns2:textId="06ECFDB7">
+      <w:pPr>
+        <w:rPr>
+          <w:rFonts w:ascii="Arial" w:hAnsi="Arial" w:cs="Arial"/>
+          <w:b/>
+          <w:bCs/>
+          <w:sz w:val="22"/>
+          <w:szCs w:val="22"/>
+        </w:rPr>
+      </w:pPr>
+      <w:r>
+        <w:rPr>
+          <w:rFonts w:ascii="Arial" w:hAnsi="Arial" w:cs="Arial"/>
+          <w:b/>
+          <w:bCs/>
+          <w:sz w:val="22"/>
+          <w:szCs w:val="22"/>
+        </w:rPr>
+        <w:t>{Date}</w:t>
+      </w:r>
+    </w:p>
+    <w:p ns2:paraId="4CCE0F06" ns2:textId="77777777">
+      <w:pPr>
+        <w:rPr>
+          <w:rFonts w:ascii="Arial" w:hAnsi="Arial" w:cs="Arial"/>
+          <w:b/>
+          <w:bCs/>
+          <w:sz w:val="22"/>
+          <w:szCs w:val="22"/>
+        </w:rPr>
+      </w:pPr>
+    </w:p>
+    <w:p ns2:paraId="5C43B337" ns2:textId="08D03755">
       <w:pPr>
         <w:pStyle w:val="Heading3"/>
         <w:spacing w:before="120"/>
@@ -137,32 +137,32 @@
         <w:t>President</w:t>
       </w:r>
     </w:p>
-    <w:p>
-      <w:pPr>
-        <w:rPr>
-          <w:rFonts w:ascii="Arial" w:hAnsi="Arial" w:cs="Arial"/>
-          <w:sz w:val="22"/>
-          <w:szCs w:val="22"/>
-        </w:rPr>
-      </w:pPr>
-      <w:r>
-        <w:rPr>
-          <w:rFonts w:ascii="Arial" w:hAnsi="Arial" w:cs="Arial"/>
-          <w:sz w:val="22"/>
-          <w:szCs w:val="22"/>
-        </w:rPr>
-        <w:t>Jane</w:t>
-      </w:r>
-      <w:r>
-        <w:rPr>
-          <w:rFonts w:ascii="Arial" w:hAnsi="Arial" w:cs="Arial"/>
-          <w:sz w:val="22"/>
-          <w:szCs w:val="22"/>
-        </w:rPr>
-        <w:t xml:space="preserve"> Doe</w:t>
-      </w:r>
-    </w:p>
-    <w:p>
+    <w:p ns2:paraId="2C3F2916" ns2:textId="3CBEFACE">
+      <w:pPr>
+        <w:rPr>
+          <w:rFonts w:ascii="Arial" w:hAnsi="Arial" w:cs="Arial"/>
+          <w:sz w:val="22"/>
+          <w:szCs w:val="22"/>
+        </w:rPr>
+      </w:pPr>
+      <w:r>
+        <w:rPr>
+          <w:rFonts w:ascii="Arial" w:hAnsi="Arial" w:cs="Arial"/>
+          <w:sz w:val="22"/>
+          <w:szCs w:val="22"/>
+        </w:rPr>
+        <w:t>{Pres}</w:t>
+      </w:r>
+      <w:r>
+        <w:rPr>
+          <w:rFonts w:ascii="Arial" w:hAnsi="Arial" w:cs="Arial"/>
+          <w:sz w:val="22"/>
+          <w:szCs w:val="22"/>
+        </w:rPr>
+        <w:t xml:space="preserve"/>
+      </w:r>
+    </w:p>
+    <w:p ns2:paraId="0E17FE3F" ns2:textId="77777777">
       <w:pPr>
         <w:pStyle w:val="Heading2"/>
         <w:spacing w:before="240"/>
@@ -187,24 +187,24 @@
         <w:t>VP Education</w:t>
       </w:r>
     </w:p>
-    <w:p>
-      <w:pPr>
-        <w:rPr>
-          <w:rFonts w:ascii="Arial" w:hAnsi="Arial" w:cs="Arial"/>
-          <w:sz w:val="22"/>
-          <w:szCs w:val="22"/>
-        </w:rPr>
-      </w:pPr>
-      <w:r>
-        <w:rPr>
-          <w:rFonts w:ascii="Arial" w:hAnsi="Arial" w:cs="Arial"/>
-          <w:sz w:val="22"/>
-          <w:szCs w:val="22"/>
-        </w:rPr>
-        <w:t>John Doe</w:t>
-      </w:r>
-    </w:p>
-    <w:p>
+    <w:p ns2:paraId="498174C7" ns2:textId="77777777">
+      <w:pPr>
+        <w:rPr>
+          <w:rFonts w:ascii="Arial" w:hAnsi="Arial" w:cs="Arial"/>
+          <w:sz w:val="22"/>
+          <w:szCs w:val="22"/>
+        </w:rPr>
+      </w:pPr>
+      <w:r>
+        <w:rPr>
+          <w:rFonts w:ascii="Arial" w:hAnsi="Arial" w:cs="Arial"/>
+          <w:sz w:val="22"/>
+          <w:szCs w:val="22"/>
+        </w:rPr>
+        <w:t>{VPE}</w:t>
+      </w:r>
+    </w:p>
+    <w:p ns2:paraId="0669D17C" ns2:textId="77777777">
       <w:pPr>
         <w:pStyle w:val="Heading3"/>
         <w:spacing w:before="240"/>
@@ -229,24 +229,24 @@
         <w:t>VP Membership</w:t>
       </w:r>
     </w:p>
-    <w:p>
-      <w:pPr>
-        <w:rPr>
-          <w:rFonts w:ascii="Arial" w:hAnsi="Arial" w:cs="Arial"/>
-          <w:sz w:val="22"/>
-          <w:szCs w:val="22"/>
-        </w:rPr>
-      </w:pPr>
-      <w:r>
-        <w:rPr>
-          <w:rFonts w:ascii="Arial" w:hAnsi="Arial" w:cs="Arial"/>
-          <w:sz w:val="22"/>
-          <w:szCs w:val="22"/>
-        </w:rPr>
-        <w:t>Jane Doe</w:t>
-      </w:r>
-    </w:p>
-    <w:p>
+    <w:p ns2:paraId="249637B3" ns2:textId="77777777">
+      <w:pPr>
+        <w:rPr>
+          <w:rFonts w:ascii="Arial" w:hAnsi="Arial" w:cs="Arial"/>
+          <w:sz w:val="22"/>
+          <w:szCs w:val="22"/>
+        </w:rPr>
+      </w:pPr>
+      <w:r>
+        <w:rPr>
+          <w:rFonts w:ascii="Arial" w:hAnsi="Arial" w:cs="Arial"/>
+          <w:sz w:val="22"/>
+          <w:szCs w:val="22"/>
+        </w:rPr>
+        <w:t>{VPM}</w:t>
+      </w:r>
+    </w:p>
+    <w:p ns2:paraId="31E3839A" ns2:textId="77777777">
       <w:pPr>
         <w:pStyle w:val="Heading2"/>
         <w:spacing w:before="240"/>
@@ -271,24 +271,24 @@
         <w:t>VP Public Relations</w:t>
       </w:r>
     </w:p>
-    <w:p>
-      <w:pPr>
-        <w:rPr>
-          <w:rFonts w:ascii="Arial" w:hAnsi="Arial" w:cs="Arial"/>
-          <w:sz w:val="22"/>
-          <w:szCs w:val="22"/>
-        </w:rPr>
-      </w:pPr>
-      <w:r>
-        <w:rPr>
-          <w:rFonts w:ascii="Arial" w:hAnsi="Arial" w:cs="Arial"/>
-          <w:sz w:val="22"/>
-          <w:szCs w:val="22"/>
-        </w:rPr>
-        <w:t>Jane Doe</w:t>
-      </w:r>
-    </w:p>
-    <w:p>
+    <w:p ns2:paraId="003C7FEB" ns2:textId="77777777">
+      <w:pPr>
+        <w:rPr>
+          <w:rFonts w:ascii="Arial" w:hAnsi="Arial" w:cs="Arial"/>
+          <w:sz w:val="22"/>
+          <w:szCs w:val="22"/>
+        </w:rPr>
+      </w:pPr>
+      <w:r>
+        <w:rPr>
+          <w:rFonts w:ascii="Arial" w:hAnsi="Arial" w:cs="Arial"/>
+          <w:sz w:val="22"/>
+          <w:szCs w:val="22"/>
+        </w:rPr>
+        <w:t>{VPPR}</w:t>
+      </w:r>
+    </w:p>
+    <w:p ns2:paraId="2C040D19" ns2:textId="77777777">
       <w:pPr>
         <w:pStyle w:val="Heading3"/>
         <w:spacing w:before="240"/>
@@ -313,24 +313,24 @@
         <w:t xml:space="preserve">Secretary </w:t>
       </w:r>
     </w:p>
-    <w:p>
-      <w:pPr>
-        <w:rPr>
-          <w:rFonts w:ascii="Arial" w:hAnsi="Arial" w:cs="Arial"/>
-          <w:sz w:val="22"/>
-          <w:szCs w:val="22"/>
-        </w:rPr>
-      </w:pPr>
-      <w:r>
-        <w:rPr>
-          <w:rFonts w:ascii="Arial" w:hAnsi="Arial" w:cs="Arial"/>
-          <w:sz w:val="22"/>
-          <w:szCs w:val="22"/>
-        </w:rPr>
-        <w:t>John Doe</w:t>
-      </w:r>
-    </w:p>
-    <w:p>
+    <w:p ns2:paraId="327750CD" ns2:textId="77777777">
+      <w:pPr>
+        <w:rPr>
+          <w:rFonts w:ascii="Arial" w:hAnsi="Arial" w:cs="Arial"/>
+          <w:sz w:val="22"/>
+          <w:szCs w:val="22"/>
+        </w:rPr>
+      </w:pPr>
+      <w:r>
+        <w:rPr>
+          <w:rFonts w:ascii="Arial" w:hAnsi="Arial" w:cs="Arial"/>
+          <w:sz w:val="22"/>
+          <w:szCs w:val="22"/>
+        </w:rPr>
+        <w:t>{Sec}</w:t>
+      </w:r>
+    </w:p>
+    <w:p ns2:paraId="26638CBC" ns2:textId="77777777">
       <w:pPr>
         <w:pStyle w:val="Heading3"/>
         <w:spacing w:before="240"/>
@@ -355,24 +355,24 @@
         <w:t>Treasurer</w:t>
       </w:r>
     </w:p>
-    <w:p>
-      <w:pPr>
-        <w:rPr>
-          <w:rFonts w:ascii="Arial" w:hAnsi="Arial" w:cs="Arial"/>
-          <w:sz w:val="22"/>
-          <w:szCs w:val="22"/>
-        </w:rPr>
-      </w:pPr>
-      <w:r>
-        <w:rPr>
-          <w:rFonts w:ascii="Arial" w:hAnsi="Arial" w:cs="Arial"/>
-          <w:sz w:val="22"/>
-          <w:szCs w:val="22"/>
-        </w:rPr>
-        <w:t>Jane Doe</w:t>
-      </w:r>
-    </w:p>
-    <w:p>
+    <w:p ns2:paraId="541ACDFB" ns2:textId="77777777">
+      <w:pPr>
+        <w:rPr>
+          <w:rFonts w:ascii="Arial" w:hAnsi="Arial" w:cs="Arial"/>
+          <w:sz w:val="22"/>
+          <w:szCs w:val="22"/>
+        </w:rPr>
+      </w:pPr>
+      <w:r>
+        <w:rPr>
+          <w:rFonts w:ascii="Arial" w:hAnsi="Arial" w:cs="Arial"/>
+          <w:sz w:val="22"/>
+          <w:szCs w:val="22"/>
+        </w:rPr>
+        <w:t>{Treas}</w:t>
+      </w:r>
+    </w:p>
+    <w:p ns2:paraId="235CED2D" ns2:textId="77777777">
       <w:pPr>
         <w:pStyle w:val="Heading3"/>
         <w:spacing w:before="240"/>
@@ -397,24 +397,24 @@
         <w:t>Sergeant at Arms</w:t>
       </w:r>
     </w:p>
-    <w:p>
-      <w:pPr>
-        <w:rPr>
-          <w:rFonts w:ascii="Arial" w:hAnsi="Arial" w:cs="Arial"/>
-          <w:sz w:val="22"/>
-          <w:szCs w:val="22"/>
-        </w:rPr>
-      </w:pPr>
-      <w:r>
-        <w:rPr>
-          <w:rFonts w:ascii="Arial" w:hAnsi="Arial" w:cs="Arial"/>
-          <w:sz w:val="22"/>
-          <w:szCs w:val="22"/>
-        </w:rPr>
-        <w:t>John Doe</w:t>
-      </w:r>
-    </w:p>
-    <w:p>
+    <w:p ns2:paraId="3F03ACC4" ns2:textId="77777777">
+      <w:pPr>
+        <w:rPr>
+          <w:rFonts w:ascii="Arial" w:hAnsi="Arial" w:cs="Arial"/>
+          <w:sz w:val="22"/>
+          <w:szCs w:val="22"/>
+        </w:rPr>
+      </w:pPr>
+      <w:r>
+        <w:rPr>
+          <w:rFonts w:ascii="Arial" w:hAnsi="Arial" w:cs="Arial"/>
+          <w:sz w:val="22"/>
+          <w:szCs w:val="22"/>
+        </w:rPr>
+        <w:t>{SAA}</w:t>
+      </w:r>
+    </w:p>
+    <w:p ns2:paraId="0B07B7BE" ns2:textId="77777777">
       <w:pPr>
         <w:spacing w:before="40"/>
         <w:rPr>
@@ -424,7 +424,7 @@
         </w:rPr>
       </w:pPr>
     </w:p>
-    <w:p>
+    <w:p ns2:paraId="4220B403" ns2:textId="77777777">
       <w:pPr>
         <w:spacing w:before="40"/>
         <w:rPr>
@@ -434,21 +434,21 @@
         </w:rPr>
       </w:pPr>
     </w:p>
-    <w:p>
-      <w:pPr>
-        <w:rPr>
-          <w:rFonts w:ascii="Arial" w:hAnsi="Arial" w:cs="Arial"/>
-          <w:sz w:val="22"/>
-          <w:szCs w:val="22"/>
-        </w:rPr>
-      </w:pPr>
-      <w:r>
-        <w:rPr>
-          <w:rFonts w:ascii="Arial" w:hAnsi="Arial" w:cs="Arial"/>
-          <w:sz w:val="22"/>
-          <w:szCs w:val="22"/>
-        </w:rPr>
-        <w:t xml:space="preserve">We meet every </w:t>
+    <w:p ns2:paraId="7BA6B592" ns2:textId="77777777">
+      <w:pPr>
+        <w:rPr>
+          <w:rFonts w:ascii="Arial" w:hAnsi="Arial" w:cs="Arial"/>
+          <w:sz w:val="22"/>
+          <w:szCs w:val="22"/>
+        </w:rPr>
+      </w:pPr>
+      <w:r>
+        <w:rPr>
+          <w:rFonts w:ascii="Arial" w:hAnsi="Arial" w:cs="Arial"/>
+          <w:sz w:val="22"/>
+          <w:szCs w:val="22"/>
+        </w:rPr>
+        <w:t xml:space="preserve">We meet {Days}</w:t>
       </w:r>
       <w:r>
         <w:rPr>
@@ -457,27 +457,27 @@
           <w:szCs w:val="22"/>
         </w:rPr>
         <w:br/>
-        <w:t xml:space="preserve">day of the week </w:t>
-      </w:r>
-    </w:p>
-    <w:p>
-      <w:pPr>
-        <w:rPr>
-          <w:rFonts w:ascii="Arial" w:hAnsi="Arial" w:cs="Arial"/>
-          <w:sz w:val="22"/>
-          <w:szCs w:val="22"/>
-        </w:rPr>
-      </w:pPr>
-      <w:r>
-        <w:rPr>
-          <w:rFonts w:ascii="Arial" w:hAnsi="Arial" w:cs="Arial"/>
-          <w:sz w:val="22"/>
-          <w:szCs w:val="22"/>
-        </w:rPr>
-        <w:t>from 00:00 to 00:00</w:t>
-      </w:r>
-    </w:p>
-    <w:p>
+        <w:t xml:space="preserve"> </w:t>
+      </w:r>
+    </w:p>
+    <w:p ns2:paraId="4590A41D" ns2:textId="77777777">
+      <w:pPr>
+        <w:rPr>
+          <w:rFonts w:ascii="Arial" w:hAnsi="Arial" w:cs="Arial"/>
+          <w:sz w:val="22"/>
+          <w:szCs w:val="22"/>
+        </w:rPr>
+      </w:pPr>
+      <w:r>
+        <w:rPr>
+          <w:rFonts w:ascii="Arial" w:hAnsi="Arial" w:cs="Arial"/>
+          <w:sz w:val="22"/>
+          <w:szCs w:val="22"/>
+        </w:rPr>
+        <w:t>from {Start} to {End}</w:t>
+      </w:r>
+    </w:p>
+    <w:p ns2:paraId="58F4D2F6" ns2:textId="77777777">
       <w:pPr>
         <w:spacing w:before="40"/>
         <w:rPr>
@@ -487,7 +487,7 @@
         </w:rPr>
       </w:pPr>
     </w:p>
-    <w:p>
+    <w:p ns2:paraId="434E0CD2" ns2:textId="77777777">
       <w:pPr>
         <w:rPr>
           <w:rFonts w:ascii="Arial" w:hAnsi="Arial" w:cs="Arial"/>
@@ -513,7 +513,7 @@
         <w:t>on our website</w:t>
       </w:r>
     </w:p>
-    <w:p>
+    <w:p ns2:paraId="244EABE2" ns2:textId="77777777">
       <w:pPr>
         <w:rPr>
           <w:rFonts w:ascii="Arial" w:hAnsi="Arial" w:cs="Arial"/>
@@ -529,11 +529,11 @@
             <w:sz w:val="22"/>
             <w:szCs w:val="22"/>
           </w:rPr>
-          <w:t>www.oursite.org</w:t>
+          <w:t>{Website}</w:t>
         </w:r>
       </w:hyperlink>
     </w:p>
-    <w:p>
+    <w:p ns2:paraId="7924BD89" ns2:textId="77777777">
       <w:pPr>
         <w:spacing w:before="40"/>
         <w:rPr>
@@ -543,7 +543,7 @@
         </w:rPr>
       </w:pPr>
     </w:p>
-    <w:p>
+    <w:p ns2:paraId="11883911" ns2:textId="77777777">
       <w:pPr>
         <w:rPr>
           <w:rFonts w:ascii="Arial" w:hAnsi="Arial" w:cs="Arial"/>
@@ -560,7 +560,7 @@
         <w:t>Toastmasters International</w:t>
       </w:r>
     </w:p>
-    <w:p>
+    <w:p ns2:paraId="3202043D" ns2:textId="77777777">
       <w:pPr>
         <w:rPr>
           <w:rFonts w:ascii="Arial" w:hAnsi="Arial" w:cs="Arial"/>
@@ -580,7 +580,7 @@
         </w:r>
       </w:hyperlink>
     </w:p>
-    <w:p>
+    <w:p ns2:paraId="12696171" ns2:textId="77777777">
       <w:pPr>
         <w:spacing w:before="40"/>
         <w:rPr>
@@ -590,16 +590,16 @@
         </w:rPr>
       </w:pPr>
     </w:p>
-    <w:p>
-      <w:pPr>
-        <w:rPr>
-          <w:rFonts w:ascii="Arial" w:hAnsi="Arial" w:cs="Arial"/>
-          <w:sz w:val="22"/>
-          <w:szCs w:val="22"/>
-        </w:rPr>
-      </w:pPr>
-    </w:p>
-    <w:p>
+    <w:p ns2:paraId="6FCBF840" ns2:textId="77777777">
+      <w:pPr>
+        <w:rPr>
+          <w:rFonts w:ascii="Arial" w:hAnsi="Arial" w:cs="Arial"/>
+          <w:sz w:val="22"/>
+          <w:szCs w:val="22"/>
+        </w:rPr>
+      </w:pPr>
+    </w:p>
+    <w:p ns2:paraId="7EFFA509" ns2:textId="77777777">
       <w:pPr>
         <w:rPr>
           <w:rFonts w:ascii="Arial" w:hAnsi="Arial" w:cs="Arial"/>
@@ -620,14 +620,14 @@
         <w:t>Club Mission</w:t>
       </w:r>
     </w:p>
-    <w:p>
+    <w:p ns2:paraId="306B38CA" ns2:textId="20A8A8D5">
       <w:pPr>
         <w:rPr>
           <w:rStyle w:val="Bulletlevel1color"/>
           <w:rFonts w:ascii="Arial" w:hAnsi="Arial" w:cs="Arial"/>
           <w:color w:val="000000"/>
-          <w:sz w:val="22"/>
-          <w:szCs w:val="22"/>
+          <w:sz w:val="18"/>
+          <w:szCs w:val="18"/>
         </w:rPr>
       </w:pPr>
       <w:r>
@@ -635,8 +635,8 @@
           <w:rStyle w:val="Bulletlevel1color"/>
           <w:rFonts w:ascii="Arial" w:hAnsi="Arial" w:cs="Arial"/>
           <w:color w:val="000000"/>
-          <w:sz w:val="22"/>
-          <w:szCs w:val="22"/>
+          <w:sz w:val="18"/>
+          <w:szCs w:val="18"/>
         </w:rPr>
         <w:t>We provide a supportive and</w:t>
       </w:r>
@@ -645,8 +645,8 @@
           <w:rStyle w:val="Bulletlevel1color"/>
           <w:rFonts w:ascii="Arial" w:hAnsi="Arial" w:cs="Arial"/>
           <w:color w:val="000000"/>
-          <w:sz w:val="22"/>
-          <w:szCs w:val="22"/>
+          <w:sz w:val="18"/>
+          <w:szCs w:val="18"/>
         </w:rPr>
         <w:t xml:space="preserve"> </w:t>
       </w:r>
@@ -655,8 +655,8 @@
           <w:rStyle w:val="Bulletlevel1color"/>
           <w:rFonts w:ascii="Arial" w:hAnsi="Arial" w:cs="Arial"/>
           <w:color w:val="000000"/>
-          <w:sz w:val="22"/>
-          <w:szCs w:val="22"/>
+          <w:sz w:val="18"/>
+          <w:szCs w:val="18"/>
         </w:rPr>
         <w:t xml:space="preserve">positive learning experience </w:t>
       </w:r>
@@ -665,8 +665,8 @@
           <w:rStyle w:val="Bulletlevel1color"/>
           <w:rFonts w:ascii="Arial" w:hAnsi="Arial" w:cs="Arial"/>
           <w:color w:val="000000"/>
-          <w:sz w:val="22"/>
-          <w:szCs w:val="22"/>
+          <w:sz w:val="18"/>
+          <w:szCs w:val="18"/>
         </w:rPr>
         <w:br/>
       </w:r>
@@ -675,8 +675,8 @@
           <w:rStyle w:val="Bulletlevel1color"/>
           <w:rFonts w:ascii="Arial" w:hAnsi="Arial" w:cs="Arial"/>
           <w:color w:val="000000"/>
-          <w:sz w:val="22"/>
-          <w:szCs w:val="22"/>
+          <w:sz w:val="18"/>
+          <w:szCs w:val="18"/>
         </w:rPr>
         <w:t>in which members are</w:t>
       </w:r>
@@ -685,8 +685,8 @@
           <w:rStyle w:val="Bulletlevel1color"/>
           <w:rFonts w:ascii="Arial" w:hAnsi="Arial" w:cs="Arial"/>
           <w:color w:val="000000"/>
-          <w:sz w:val="22"/>
-          <w:szCs w:val="22"/>
+          <w:sz w:val="18"/>
+          <w:szCs w:val="18"/>
         </w:rPr>
         <w:t xml:space="preserve"> </w:t>
       </w:r>
@@ -695,8 +695,8 @@
           <w:rStyle w:val="Bulletlevel1color"/>
           <w:rFonts w:ascii="Arial" w:hAnsi="Arial" w:cs="Arial"/>
           <w:color w:val="000000"/>
-          <w:sz w:val="22"/>
-          <w:szCs w:val="22"/>
+          <w:sz w:val="18"/>
+          <w:szCs w:val="18"/>
         </w:rPr>
         <w:t>empowered</w:t>
       </w:r>
@@ -705,8 +705,8 @@
           <w:rStyle w:val="Bulletlevel1color"/>
           <w:rFonts w:ascii="Arial" w:hAnsi="Arial" w:cs="Arial"/>
           <w:color w:val="000000"/>
-          <w:sz w:val="22"/>
-          <w:szCs w:val="22"/>
+          <w:sz w:val="18"/>
+          <w:szCs w:val="18"/>
         </w:rPr>
         <w:t xml:space="preserve"> </w:t>
       </w:r>
@@ -715,8 +715,8 @@
           <w:rStyle w:val="Bulletlevel1color"/>
           <w:rFonts w:ascii="Arial" w:hAnsi="Arial" w:cs="Arial"/>
           <w:color w:val="000000"/>
-          <w:sz w:val="22"/>
-          <w:szCs w:val="22"/>
+          <w:sz w:val="18"/>
+          <w:szCs w:val="18"/>
         </w:rPr>
         <w:t xml:space="preserve">to develop communication and leadership skills, resulting in greater </w:t>
       </w:r>
@@ -725,8 +725,8 @@
           <w:rStyle w:val="Bulletlevel1color"/>
           <w:rFonts w:ascii="Arial" w:hAnsi="Arial" w:cs="Arial"/>
           <w:color w:val="000000"/>
-          <w:sz w:val="22"/>
-          <w:szCs w:val="22"/>
+          <w:sz w:val="18"/>
+          <w:szCs w:val="18"/>
         </w:rPr>
         <w:br/>
       </w:r>
@@ -735,8 +735,8 @@
           <w:rStyle w:val="Bulletlevel1color"/>
           <w:rFonts w:ascii="Arial" w:hAnsi="Arial" w:cs="Arial"/>
           <w:color w:val="000000"/>
-          <w:sz w:val="22"/>
-          <w:szCs w:val="22"/>
+          <w:sz w:val="18"/>
+          <w:szCs w:val="18"/>
         </w:rPr>
         <w:t xml:space="preserve">self-confidence and </w:t>
       </w:r>
@@ -745,8 +745,8 @@
           <w:rStyle w:val="Bulletlevel1color"/>
           <w:rFonts w:ascii="Arial" w:hAnsi="Arial" w:cs="Arial"/>
           <w:color w:val="000000"/>
-          <w:sz w:val="22"/>
-          <w:szCs w:val="22"/>
+          <w:sz w:val="18"/>
+          <w:szCs w:val="18"/>
         </w:rPr>
         <w:br/>
       </w:r>
@@ -755,13 +755,13 @@
           <w:rStyle w:val="Bulletlevel1color"/>
           <w:rFonts w:ascii="Arial" w:hAnsi="Arial" w:cs="Arial"/>
           <w:color w:val="000000"/>
-          <w:sz w:val="22"/>
-          <w:szCs w:val="22"/>
+          <w:sz w:val="18"/>
+          <w:szCs w:val="18"/>
         </w:rPr>
         <w:t>personal growth.</w:t>
       </w:r>
     </w:p>
-    <w:p>
+    <w:p ns2:paraId="7475CAD2" ns2:textId="614163C2">
       <w:pPr>
         <w:rPr>
           <w:rFonts w:ascii="Arial" w:hAnsi="Arial" w:cs="Arial"/>
@@ -778,7 +778,7 @@
           <w:sz w:val="22"/>
           <w:szCs w:val="22"/>
         </w:rPr>
-        <w:t>7:00</w:t>
+        <w:t>{Start}</w:t>
       </w:r>
       <w:r>
         <w:rPr>
@@ -822,10 +822,10 @@
           <w:sz w:val="22"/>
           <w:szCs w:val="22"/>
         </w:rPr>
-        <w:t>John Doe</w:t>
-      </w:r>
-    </w:p>
-    <w:p>
+        <w:t>{Chair}</w:t>
+      </w:r>
+    </w:p>
+    <w:p ns2:paraId="65F2D565" ns2:textId="77777777">
       <w:pPr>
         <w:tabs>
           <w:tab w:val="left" w:pos="720"/>
@@ -853,10 +853,10 @@
           <w:szCs w:val="22"/>
         </w:rPr>
         <w:tab/>
-        <w:t>John Doe</w:t>
-      </w:r>
-    </w:p>
-    <w:p>
+        <w:t>{Chair}</w:t>
+      </w:r>
+    </w:p>
+    <w:p ns2:paraId="2FF16E51" ns2:textId="77777777">
       <w:pPr>
         <w:tabs>
           <w:tab w:val="left" w:pos="720"/>
@@ -884,10 +884,10 @@
           <w:szCs w:val="22"/>
         </w:rPr>
         <w:tab/>
-        <w:t>John Doe</w:t>
-      </w:r>
-    </w:p>
-    <w:p>
+        <w:t>{Inv}</w:t>
+      </w:r>
+    </w:p>
+    <w:p ns2:paraId="5C21DF1C" ns2:textId="77777777">
       <w:pPr>
         <w:tabs>
           <w:tab w:val="left" w:pos="720"/>
@@ -915,10 +915,10 @@
           <w:szCs w:val="22"/>
         </w:rPr>
         <w:tab/>
-        <w:t>Jane Doe</w:t>
-      </w:r>
-    </w:p>
-    <w:p>
+        <w:t>{Guest}</w:t>
+      </w:r>
+    </w:p>
+    <w:p ns2:paraId="1A790C2B" ns2:textId="77777777">
       <w:pPr>
         <w:tabs>
           <w:tab w:val="left" w:pos="720"/>
@@ -932,29 +932,29 @@
         </w:rPr>
       </w:pPr>
     </w:p>
-    <w:p>
-      <w:pPr>
-        <w:tabs>
-          <w:tab w:val="left" w:pos="720"/>
-          <w:tab w:val="left" w:pos="6030"/>
-        </w:tabs>
-        <w:rPr>
-          <w:rFonts w:ascii="Arial" w:hAnsi="Arial" w:cs="Arial"/>
-          <w:b/>
-          <w:bCs/>
-          <w:sz w:val="22"/>
-          <w:szCs w:val="22"/>
-        </w:rPr>
-      </w:pPr>
-      <w:r>
-        <w:rPr>
-          <w:rFonts w:ascii="Arial" w:hAnsi="Arial" w:cs="Arial"/>
-          <w:b/>
-          <w:bCs/>
-          <w:sz w:val="22"/>
-          <w:szCs w:val="22"/>
-        </w:rPr>
-        <w:t>7:05</w:t>
+    <w:p ns2:paraId="30D47CAD" ns2:textId="77777777">
+      <w:pPr>
+        <w:tabs>
+          <w:tab w:val="left" w:pos="720"/>
+          <w:tab w:val="left" w:pos="6030"/>
+        </w:tabs>
+        <w:rPr>
+          <w:rFonts w:ascii="Arial" w:hAnsi="Arial" w:cs="Arial"/>
+          <w:b/>
+          <w:bCs/>
+          <w:sz w:val="22"/>
+          <w:szCs w:val="22"/>
+        </w:rPr>
+      </w:pPr>
+      <w:r>
+        <w:rPr>
+          <w:rFonts w:ascii="Arial" w:hAnsi="Arial" w:cs="Arial"/>
+          <w:b/>
+          <w:bCs/>
+          <w:sz w:val="22"/>
+          <w:szCs w:val="22"/>
+        </w:rPr>
+        <w:t>{T1}</w:t>
       </w:r>
       <w:r>
         <w:rPr>
@@ -968,7 +968,7 @@
         <w:t>Chair Introduces the Toastmaster of the Day</w:t>
       </w:r>
     </w:p>
-    <w:p>
+    <w:p ns2:paraId="62BFD562" ns2:textId="77777777">
       <w:pPr>
         <w:tabs>
           <w:tab w:val="left" w:pos="720"/>
@@ -996,10 +996,10 @@
           <w:szCs w:val="22"/>
         </w:rPr>
         <w:tab/>
-        <w:t>Jane Doe</w:t>
-      </w:r>
-    </w:p>
-    <w:p>
+        <w:t>{TM}</w:t>
+      </w:r>
+    </w:p>
+    <w:p ns2:paraId="7469F6F3" ns2:textId="77777777">
       <w:pPr>
         <w:tabs>
           <w:tab w:val="left" w:pos="720"/>
@@ -1027,10 +1027,10 @@
           <w:szCs w:val="22"/>
         </w:rPr>
         <w:tab/>
-        <w:t>John Doe</w:t>
-      </w:r>
-    </w:p>
-    <w:p>
+        <w:t>{Joke}</w:t>
+      </w:r>
+    </w:p>
+    <w:p ns2:paraId="2033CD21" ns2:textId="77777777">
       <w:pPr>
         <w:tabs>
           <w:tab w:val="left" w:pos="720"/>
@@ -1052,7 +1052,7 @@
         <w:t xml:space="preserve">  Returns control to the Toastmaster of the Day</w:t>
       </w:r>
     </w:p>
-    <w:p>
+    <w:p ns2:paraId="7E512069" ns2:textId="77777777">
       <w:pPr>
         <w:tabs>
           <w:tab w:val="left" w:pos="720"/>
@@ -1066,7 +1066,7 @@
         </w:rPr>
       </w:pPr>
     </w:p>
-    <w:p>
+    <w:p ns2:paraId="0955498B" ns2:textId="77777777">
       <w:pPr>
         <w:tabs>
           <w:tab w:val="left" w:pos="720"/>
@@ -1087,7 +1087,7 @@
           <w:sz w:val="22"/>
           <w:szCs w:val="22"/>
         </w:rPr>
-        <w:t>7:10</w:t>
+        <w:t>{T2}</w:t>
       </w:r>
       <w:r>
         <w:rPr>
@@ -1132,10 +1132,10 @@
           <w:szCs w:val="22"/>
         </w:rPr>
         <w:tab/>
-        <w:t>Jane Doe</w:t>
-      </w:r>
-    </w:p>
-    <w:p>
+        <w:t>{Ah}</w:t>
+      </w:r>
+    </w:p>
+    <w:p ns2:paraId="27F31477" ns2:textId="77777777">
       <w:pPr>
         <w:tabs>
           <w:tab w:val="left" w:pos="720"/>
@@ -1164,10 +1164,10 @@
           <w:szCs w:val="22"/>
         </w:rPr>
         <w:tab/>
-        <w:t>Jane Doe</w:t>
-      </w:r>
-    </w:p>
-    <w:p>
+        <w:t>{Gram}</w:t>
+      </w:r>
+    </w:p>
+    <w:p ns2:paraId="3364F133" ns2:textId="77777777">
       <w:pPr>
         <w:tabs>
           <w:tab w:val="left" w:pos="720"/>
@@ -1196,10 +1196,10 @@
           <w:szCs w:val="22"/>
         </w:rPr>
         <w:tab/>
-        <w:t>Jane Doe</w:t>
-      </w:r>
-    </w:p>
-    <w:p>
+        <w:t>{Timer}</w:t>
+      </w:r>
+    </w:p>
+    <w:p ns2:paraId="4285EE72" ns2:textId="77777777">
       <w:pPr>
         <w:tabs>
           <w:tab w:val="left" w:pos="720"/>
@@ -1228,10 +1228,10 @@
           <w:szCs w:val="22"/>
         </w:rPr>
         <w:tab/>
-        <w:t>John Doe</w:t>
-      </w:r>
-    </w:p>
-    <w:p>
+        <w:t>{GE}</w:t>
+      </w:r>
+    </w:p>
+    <w:p ns2:paraId="271958BE" ns2:textId="77777777">
       <w:pPr>
         <w:tabs>
           <w:tab w:val="left" w:pos="720"/>
@@ -1260,10 +1260,10 @@
           <w:szCs w:val="22"/>
         </w:rPr>
         <w:tab/>
-        <w:t>Jane Doe</w:t>
-      </w:r>
-    </w:p>
-    <w:p>
+        <w:t>{Eval1}</w:t>
+      </w:r>
+    </w:p>
+    <w:p ns2:paraId="126E35E3" ns2:textId="77777777">
       <w:pPr>
         <w:tabs>
           <w:tab w:val="left" w:pos="720"/>
@@ -1292,10 +1292,10 @@
           <w:szCs w:val="22"/>
         </w:rPr>
         <w:tab/>
-        <w:t>John Doe</w:t>
-      </w:r>
-    </w:p>
-    <w:p>
+        <w:t>{Eval2}</w:t>
+      </w:r>
+    </w:p>
+    <w:p ns2:paraId="2915F62C" ns2:textId="77777777">
       <w:pPr>
         <w:tabs>
           <w:tab w:val="left" w:pos="720"/>
@@ -1324,10 +1324,10 @@
           <w:szCs w:val="22"/>
         </w:rPr>
         <w:tab/>
-        <w:t>Jane Doe</w:t>
-      </w:r>
-    </w:p>
-    <w:p>
+        <w:t>{Eval3}</w:t>
+      </w:r>
+    </w:p>
+    <w:p ns2:paraId="4A91AC02" ns2:textId="77777777">
       <w:pPr>
         <w:tabs>
           <w:tab w:val="left" w:pos="720"/>
@@ -1342,7 +1342,7 @@
         </w:rPr>
       </w:pPr>
     </w:p>
-    <w:p>
+    <w:p ns2:paraId="5180A124" ns2:textId="77777777">
       <w:pPr>
         <w:tabs>
           <w:tab w:val="left" w:pos="720"/>
@@ -1365,7 +1365,7 @@
           <w:sz w:val="22"/>
           <w:szCs w:val="22"/>
         </w:rPr>
-        <w:t>7:17</w:t>
+        <w:t>{T3}</w:t>
       </w:r>
       <w:r>
         <w:rPr>
@@ -1389,38 +1389,38 @@
         <w:tab/>
       </w:r>
     </w:p>
-    <w:p>
-      <w:pPr>
-        <w:tabs>
-          <w:tab w:val="left" w:pos="720"/>
-          <w:tab w:val="left" w:pos="6030"/>
-        </w:tabs>
-        <w:rPr>
-          <w:rFonts w:ascii="Arial" w:hAnsi="Arial" w:cs="Arial"/>
-          <w:sz w:val="22"/>
-          <w:szCs w:val="22"/>
-        </w:rPr>
-      </w:pPr>
-      <w:r>
-        <w:rPr>
-          <w:rFonts w:ascii="Arial" w:hAnsi="Arial" w:cs="Arial"/>
-          <w:sz w:val="22"/>
-          <w:szCs w:val="22"/>
-        </w:rPr>
-        <w:tab/>
-        <w:t xml:space="preserve">  First Speaker (5-7 minutes)</w:t>
-      </w:r>
-      <w:r>
-        <w:rPr>
-          <w:rFonts w:ascii="Arial" w:hAnsi="Arial" w:cs="Arial"/>
-          <w:sz w:val="22"/>
-          <w:szCs w:val="22"/>
-        </w:rPr>
-        <w:tab/>
-        <w:t>Jane Doe</w:t>
-      </w:r>
-    </w:p>
-    <w:p>
+    <w:p ns2:paraId="4EB2C8CE" ns2:textId="3132E6E2">
+      <w:pPr>
+        <w:tabs>
+          <w:tab w:val="left" w:pos="720"/>
+          <w:tab w:val="left" w:pos="6030"/>
+        </w:tabs>
+        <w:rPr>
+          <w:rFonts w:ascii="Arial" w:hAnsi="Arial" w:cs="Arial"/>
+          <w:sz w:val="22"/>
+          <w:szCs w:val="22"/>
+        </w:rPr>
+      </w:pPr>
+      <w:r>
+        <w:rPr>
+          <w:rFonts w:ascii="Arial" w:hAnsi="Arial" w:cs="Arial"/>
+          <w:sz w:val="22"/>
+          <w:szCs w:val="22"/>
+        </w:rPr>
+        <w:tab/>
+        <w:t xml:space="preserve">  First Speaker ({S1 time})</w:t>
+      </w:r>
+      <w:r>
+        <w:rPr>
+          <w:rFonts w:ascii="Arial" w:hAnsi="Arial" w:cs="Arial"/>
+          <w:sz w:val="22"/>
+          <w:szCs w:val="22"/>
+        </w:rPr>
+        <w:tab/>
+        <w:t>{Spkr1}</w:t>
+      </w:r>
+    </w:p>
+    <w:p ns2:paraId="3BCE61CD" ns2:textId="77777777">
       <w:pPr>
         <w:tabs>
           <w:tab w:val="left" w:pos="720"/>
@@ -1440,50 +1440,50 @@
           <w:szCs w:val="22"/>
         </w:rPr>
         <w:tab/>
-        <w:t xml:space="preserve">  Second Speaker (4-6 minutes)</w:t>
-      </w:r>
-      <w:r>
-        <w:rPr>
-          <w:rFonts w:ascii="Arial" w:hAnsi="Arial" w:cs="Arial"/>
-          <w:sz w:val="22"/>
-          <w:szCs w:val="22"/>
-        </w:rPr>
-        <w:tab/>
-        <w:t>Jane Doe</w:t>
-      </w:r>
-    </w:p>
-    <w:p>
-      <w:pPr>
-        <w:tabs>
-          <w:tab w:val="left" w:pos="720"/>
-          <w:tab w:val="left" w:pos="6030"/>
-        </w:tabs>
-        <w:rPr>
-          <w:rFonts w:ascii="Arial" w:hAnsi="Arial" w:cs="Arial"/>
-          <w:sz w:val="22"/>
-          <w:szCs w:val="22"/>
-        </w:rPr>
-      </w:pPr>
-      <w:r>
-        <w:rPr>
-          <w:rFonts w:ascii="Arial" w:hAnsi="Arial" w:cs="Arial"/>
-          <w:sz w:val="22"/>
-          <w:szCs w:val="22"/>
-        </w:rPr>
-        <w:tab/>
-        <w:t xml:space="preserve">  Third Speaker (5-7 minutes)</w:t>
-      </w:r>
-      <w:r>
-        <w:rPr>
-          <w:rFonts w:ascii="Arial" w:hAnsi="Arial" w:cs="Arial"/>
-          <w:sz w:val="22"/>
-          <w:szCs w:val="22"/>
-        </w:rPr>
-        <w:tab/>
-        <w:t>John Doe</w:t>
-      </w:r>
-    </w:p>
-    <w:p>
+        <w:t xml:space="preserve">  Second Speaker ({S2 time})</w:t>
+      </w:r>
+      <w:r>
+        <w:rPr>
+          <w:rFonts w:ascii="Arial" w:hAnsi="Arial" w:cs="Arial"/>
+          <w:sz w:val="22"/>
+          <w:szCs w:val="22"/>
+        </w:rPr>
+        <w:tab/>
+        <w:t>{Spkr2}</w:t>
+      </w:r>
+    </w:p>
+    <w:p ns2:paraId="778ABC94" ns2:textId="77777777">
+      <w:pPr>
+        <w:tabs>
+          <w:tab w:val="left" w:pos="720"/>
+          <w:tab w:val="left" w:pos="6030"/>
+        </w:tabs>
+        <w:rPr>
+          <w:rFonts w:ascii="Arial" w:hAnsi="Arial" w:cs="Arial"/>
+          <w:sz w:val="22"/>
+          <w:szCs w:val="22"/>
+        </w:rPr>
+      </w:pPr>
+      <w:r>
+        <w:rPr>
+          <w:rFonts w:ascii="Arial" w:hAnsi="Arial" w:cs="Arial"/>
+          <w:sz w:val="22"/>
+          <w:szCs w:val="22"/>
+        </w:rPr>
+        <w:tab/>
+        <w:t xml:space="preserve">  Third Speaker ({S3 time})</w:t>
+      </w:r>
+      <w:r>
+        <w:rPr>
+          <w:rFonts w:ascii="Arial" w:hAnsi="Arial" w:cs="Arial"/>
+          <w:sz w:val="22"/>
+          <w:szCs w:val="22"/>
+        </w:rPr>
+        <w:tab/>
+        <w:t>{Spkr3}</w:t>
+      </w:r>
+    </w:p>
+    <w:p ns2:paraId="20716211" ns2:textId="77777777">
       <w:pPr>
         <w:pStyle w:val="NormalWeb"/>
         <w:spacing w:before="0" w:beforeAutospacing="0" w:after="0" w:afterAutospacing="0"/>
@@ -1546,10 +1546,10 @@
           <w:szCs w:val="22"/>
         </w:rPr>
         <w:tab/>
-        <w:t xml:space="preserve">    Jane Doe</w:t>
-      </w:r>
-    </w:p>
-    <w:p>
+        <w:t xml:space="preserve">    {Timer}</w:t>
+      </w:r>
+    </w:p>
+    <w:p ns2:paraId="38CBFA05" ns2:textId="77777777">
       <w:pPr>
         <w:pStyle w:val="NormalWeb"/>
         <w:spacing w:before="0" w:beforeAutospacing="0" w:after="0" w:afterAutospacing="0"/>
@@ -1579,7 +1579,7 @@
         <w:t xml:space="preserve">   Recap Speakers and Give Reminder to Vote</w:t>
       </w:r>
     </w:p>
-    <w:p>
+    <w:p ns2:paraId="0443757A" ns2:textId="77777777">
       <w:pPr>
         <w:tabs>
           <w:tab w:val="left" w:pos="720"/>
@@ -1594,7 +1594,7 @@
         </w:rPr>
       </w:pPr>
     </w:p>
-    <w:p>
+    <w:p ns2:paraId="2AFE6CC3" ns2:textId="77777777">
       <w:pPr>
         <w:tabs>
           <w:tab w:val="left" w:pos="720"/>
@@ -1615,7 +1615,7 @@
           <w:sz w:val="22"/>
           <w:szCs w:val="22"/>
         </w:rPr>
-        <w:t>7:40</w:t>
+        <w:t>{T4}</w:t>
       </w:r>
       <w:r>
         <w:rPr>
@@ -1647,10 +1647,10 @@
           <w:szCs w:val="22"/>
         </w:rPr>
         <w:tab/>
-        <w:t>Jane Doe</w:t>
-      </w:r>
-    </w:p>
-    <w:p>
+        <w:t>{Topics}</w:t>
+      </w:r>
+    </w:p>
+    <w:p ns2:paraId="7D9F4B74" ns2:textId="77777777">
       <w:pPr>
         <w:tabs>
           <w:tab w:val="left" w:pos="720"/>
@@ -1673,7 +1673,7 @@
         <w:t xml:space="preserve">  Conduct Table Topics Session</w:t>
       </w:r>
     </w:p>
-    <w:p>
+    <w:p ns2:paraId="631EA071" ns2:textId="77777777">
       <w:pPr>
         <w:tabs>
           <w:tab w:val="left" w:pos="720"/>
@@ -1702,10 +1702,10 @@
           <w:szCs w:val="22"/>
         </w:rPr>
         <w:tab/>
-        <w:t>Jane Doe</w:t>
-      </w:r>
-    </w:p>
-    <w:p>
+        <w:t>{Timer}</w:t>
+      </w:r>
+    </w:p>
+    <w:p ns2:paraId="28FE0045" ns2:textId="77777777">
       <w:pPr>
         <w:tabs>
           <w:tab w:val="left" w:pos="720"/>
@@ -1736,7 +1736,7 @@
         <w:tab/>
       </w:r>
     </w:p>
-    <w:p>
+    <w:p ns2:paraId="335D1C27" ns2:textId="77777777">
       <w:pPr>
         <w:tabs>
           <w:tab w:val="left" w:pos="720"/>
@@ -1768,7 +1768,7 @@
         <w:tab/>
       </w:r>
     </w:p>
-    <w:p>
+    <w:p ns2:paraId="160DC9C7" ns2:textId="77777777">
       <w:pPr>
         <w:tabs>
           <w:tab w:val="left" w:pos="720"/>
@@ -1783,7 +1783,7 @@
         </w:rPr>
       </w:pPr>
     </w:p>
-    <w:p>
+    <w:p ns2:paraId="2A02A751" ns2:textId="77777777">
       <w:pPr>
         <w:tabs>
           <w:tab w:val="left" w:pos="720"/>
@@ -1804,7 +1804,7 @@
           <w:sz w:val="22"/>
           <w:szCs w:val="22"/>
         </w:rPr>
-        <w:t>8:05</w:t>
+        <w:t>{T5}</w:t>
       </w:r>
       <w:r>
         <w:rPr>
@@ -1824,10 +1824,10 @@
           <w:szCs w:val="22"/>
         </w:rPr>
         <w:tab/>
-        <w:t>Jane Doe</w:t>
-      </w:r>
-    </w:p>
-    <w:p>
+        <w:t>{TM}</w:t>
+      </w:r>
+    </w:p>
+    <w:p ns2:paraId="42D9A7F7" ns2:textId="77777777">
       <w:pPr>
         <w:tabs>
           <w:tab w:val="left" w:pos="720"/>
@@ -1849,27 +1849,27 @@
         <w:t xml:space="preserve">  </w:t>
       </w:r>
     </w:p>
-    <w:p>
-      <w:pPr>
-        <w:tabs>
-          <w:tab w:val="left" w:pos="720"/>
-          <w:tab w:val="left" w:pos="6030"/>
-        </w:tabs>
-        <w:rPr>
-          <w:rFonts w:ascii="Arial" w:hAnsi="Arial" w:cs="Arial"/>
-          <w:sz w:val="22"/>
-          <w:szCs w:val="22"/>
-        </w:rPr>
-      </w:pPr>
-      <w:r>
-        <w:rPr>
-          <w:rFonts w:ascii="Arial" w:hAnsi="Arial" w:cs="Arial"/>
-          <w:b/>
-          <w:bCs/>
-          <w:sz w:val="22"/>
-          <w:szCs w:val="22"/>
-        </w:rPr>
-        <w:t xml:space="preserve">8:05 </w:t>
+    <w:p ns2:paraId="330D8AE5" ns2:textId="77777777">
+      <w:pPr>
+        <w:tabs>
+          <w:tab w:val="left" w:pos="720"/>
+          <w:tab w:val="left" w:pos="6030"/>
+        </w:tabs>
+        <w:rPr>
+          <w:rFonts w:ascii="Arial" w:hAnsi="Arial" w:cs="Arial"/>
+          <w:sz w:val="22"/>
+          <w:szCs w:val="22"/>
+        </w:rPr>
+      </w:pPr>
+      <w:r>
+        <w:rPr>
+          <w:rFonts w:ascii="Arial" w:hAnsi="Arial" w:cs="Arial"/>
+          <w:b/>
+          <w:bCs/>
+          <w:sz w:val="22"/>
+          <w:szCs w:val="22"/>
+        </w:rPr>
+        <w:t xml:space="preserve">{T6} </w:t>
       </w:r>
       <w:r>
         <w:rPr>
@@ -1889,111 +1889,111 @@
           <w:szCs w:val="22"/>
         </w:rPr>
         <w:tab/>
-        <w:t>John Doe</w:t>
-      </w:r>
-      <w:r>
-        <w:rPr>
-          <w:rFonts w:ascii="Arial" w:hAnsi="Arial" w:cs="Arial"/>
-          <w:sz w:val="22"/>
-          <w:szCs w:val="22"/>
-        </w:rPr>
-        <w:tab/>
-      </w:r>
-    </w:p>
-    <w:p>
-      <w:pPr>
-        <w:tabs>
-          <w:tab w:val="left" w:pos="720"/>
-          <w:tab w:val="left" w:pos="6030"/>
-        </w:tabs>
-        <w:rPr>
-          <w:rFonts w:ascii="Arial" w:hAnsi="Arial" w:cs="Arial"/>
-          <w:sz w:val="22"/>
-          <w:szCs w:val="22"/>
-        </w:rPr>
-      </w:pPr>
-      <w:r>
-        <w:rPr>
-          <w:rFonts w:ascii="Arial" w:hAnsi="Arial" w:cs="Arial"/>
-          <w:sz w:val="22"/>
-          <w:szCs w:val="22"/>
-        </w:rPr>
-        <w:tab/>
-        <w:t xml:space="preserve">  First Speaker’s Evaluation (2-3 Minutes)</w:t>
-      </w:r>
-      <w:r>
-        <w:rPr>
-          <w:rFonts w:ascii="Arial" w:hAnsi="Arial" w:cs="Arial"/>
-          <w:sz w:val="22"/>
-          <w:szCs w:val="22"/>
-        </w:rPr>
-        <w:tab/>
-        <w:t>Jane Doe</w:t>
-      </w:r>
-    </w:p>
-    <w:p>
-      <w:pPr>
-        <w:tabs>
-          <w:tab w:val="left" w:pos="720"/>
-          <w:tab w:val="left" w:pos="6030"/>
-        </w:tabs>
-        <w:rPr>
-          <w:rFonts w:ascii="Arial" w:hAnsi="Arial" w:cs="Arial"/>
-          <w:sz w:val="22"/>
-          <w:szCs w:val="22"/>
-        </w:rPr>
-      </w:pPr>
-      <w:r>
-        <w:rPr>
-          <w:rFonts w:ascii="Arial" w:hAnsi="Arial" w:cs="Arial"/>
-          <w:sz w:val="22"/>
-          <w:szCs w:val="22"/>
-        </w:rPr>
-        <w:tab/>
-        <w:t xml:space="preserve">  Second Speaker’s Evaluation (2-3 Minutes)</w:t>
-      </w:r>
-      <w:r>
-        <w:rPr>
-          <w:rFonts w:ascii="Arial" w:hAnsi="Arial" w:cs="Arial"/>
-          <w:sz w:val="22"/>
-          <w:szCs w:val="22"/>
-        </w:rPr>
-        <w:tab/>
-        <w:t>John Doe</w:t>
-      </w:r>
-    </w:p>
-    <w:p>
-      <w:pPr>
-        <w:tabs>
-          <w:tab w:val="left" w:pos="720"/>
-          <w:tab w:val="left" w:pos="6030"/>
-        </w:tabs>
-        <w:rPr>
-          <w:rFonts w:ascii="Arial" w:hAnsi="Arial" w:cs="Arial"/>
-          <w:sz w:val="22"/>
-          <w:szCs w:val="22"/>
-        </w:rPr>
-      </w:pPr>
-      <w:r>
-        <w:rPr>
-          <w:rFonts w:ascii="Arial" w:hAnsi="Arial" w:cs="Arial"/>
-          <w:sz w:val="22"/>
-          <w:szCs w:val="22"/>
-        </w:rPr>
-        <w:tab/>
-        <w:t xml:space="preserve">  Third Speaker’s Evaluation (2-3 Minutes)</w:t>
-      </w:r>
-      <w:r>
-        <w:rPr>
-          <w:rFonts w:ascii="Arial" w:hAnsi="Arial" w:cs="Arial"/>
-          <w:sz w:val="22"/>
-          <w:szCs w:val="22"/>
-        </w:rPr>
-        <w:tab/>
-        <w:t>Jane Doe</w:t>
-      </w:r>
-    </w:p>
-    <w:p>
+        <w:t>{GE}</w:t>
+      </w:r>
+      <w:r>
+        <w:rPr>
+          <w:rFonts w:ascii="Arial" w:hAnsi="Arial" w:cs="Arial"/>
+          <w:sz w:val="22"/>
+          <w:szCs w:val="22"/>
+        </w:rPr>
+        <w:tab/>
+      </w:r>
+    </w:p>
+    <w:p ns2:paraId="299636B4" ns2:textId="77777777">
+      <w:pPr>
+        <w:tabs>
+          <w:tab w:val="left" w:pos="720"/>
+          <w:tab w:val="left" w:pos="6030"/>
+        </w:tabs>
+        <w:rPr>
+          <w:rFonts w:ascii="Arial" w:hAnsi="Arial" w:cs="Arial"/>
+          <w:sz w:val="22"/>
+          <w:szCs w:val="22"/>
+        </w:rPr>
+      </w:pPr>
+      <w:r>
+        <w:rPr>
+          <w:rFonts w:ascii="Arial" w:hAnsi="Arial" w:cs="Arial"/>
+          <w:sz w:val="22"/>
+          <w:szCs w:val="22"/>
+        </w:rPr>
+        <w:tab/>
+        <w:t xml:space="preserve">  First Speaker’s Evaluation ({E1 time})</w:t>
+      </w:r>
+      <w:r>
+        <w:rPr>
+          <w:rFonts w:ascii="Arial" w:hAnsi="Arial" w:cs="Arial"/>
+          <w:sz w:val="22"/>
+          <w:szCs w:val="22"/>
+        </w:rPr>
+        <w:tab/>
+        <w:t>{Eval1}</w:t>
+      </w:r>
+    </w:p>
+    <w:p ns2:paraId="02BD641F" ns2:textId="77777777">
+      <w:pPr>
+        <w:tabs>
+          <w:tab w:val="left" w:pos="720"/>
+          <w:tab w:val="left" w:pos="6030"/>
+        </w:tabs>
+        <w:rPr>
+          <w:rFonts w:ascii="Arial" w:hAnsi="Arial" w:cs="Arial"/>
+          <w:sz w:val="22"/>
+          <w:szCs w:val="22"/>
+        </w:rPr>
+      </w:pPr>
+      <w:r>
+        <w:rPr>
+          <w:rFonts w:ascii="Arial" w:hAnsi="Arial" w:cs="Arial"/>
+          <w:sz w:val="22"/>
+          <w:szCs w:val="22"/>
+        </w:rPr>
+        <w:tab/>
+        <w:t xml:space="preserve">  Second Speaker’s Evaluation ({E2 time})</w:t>
+      </w:r>
+      <w:r>
+        <w:rPr>
+          <w:rFonts w:ascii="Arial" w:hAnsi="Arial" w:cs="Arial"/>
+          <w:sz w:val="22"/>
+          <w:szCs w:val="22"/>
+        </w:rPr>
+        <w:tab/>
+        <w:t>{Eval2}</w:t>
+      </w:r>
+    </w:p>
+    <w:p ns2:paraId="36B6ACBD" ns2:textId="77777777">
+      <w:pPr>
+        <w:tabs>
+          <w:tab w:val="left" w:pos="720"/>
+          <w:tab w:val="left" w:pos="6030"/>
+        </w:tabs>
+        <w:rPr>
+          <w:rFonts w:ascii="Arial" w:hAnsi="Arial" w:cs="Arial"/>
+          <w:sz w:val="22"/>
+          <w:szCs w:val="22"/>
+        </w:rPr>
+      </w:pPr>
+      <w:r>
+        <w:rPr>
+          <w:rFonts w:ascii="Arial" w:hAnsi="Arial" w:cs="Arial"/>
+          <w:sz w:val="22"/>
+          <w:szCs w:val="22"/>
+        </w:rPr>
+        <w:tab/>
+        <w:t xml:space="preserve">  Third Speaker’s Evaluation ({E3 time})</w:t>
+      </w:r>
+      <w:r>
+        <w:rPr>
+          <w:rFonts w:ascii="Arial" w:hAnsi="Arial" w:cs="Arial"/>
+          <w:sz w:val="22"/>
+          <w:szCs w:val="22"/>
+        </w:rPr>
+        <w:tab/>
+        <w:t>{Eval3}</w:t>
+      </w:r>
+    </w:p>
+    <w:p ns2:paraId="190DA056" ns2:textId="5B41E8DF">
       <w:pPr>
         <w:tabs>
           <w:tab w:val="left" w:pos="720"/>
@@ -2025,42 +2025,42 @@
         <w:t>Recap Evaluators and Call for Submission of Votes</w:t>
       </w:r>
     </w:p>
-    <w:p>
-      <w:pPr>
-        <w:tabs>
-          <w:tab w:val="left" w:pos="720"/>
-          <w:tab w:val="left" w:pos="6030"/>
-        </w:tabs>
-        <w:rPr>
-          <w:rFonts w:ascii="Arial" w:hAnsi="Arial" w:cs="Arial"/>
-          <w:sz w:val="22"/>
-          <w:szCs w:val="22"/>
-        </w:rPr>
-      </w:pPr>
-    </w:p>
-    <w:p>
-      <w:pPr>
-        <w:tabs>
-          <w:tab w:val="left" w:pos="720"/>
-          <w:tab w:val="left" w:pos="6030"/>
-        </w:tabs>
-        <w:rPr>
-          <w:rFonts w:ascii="Arial" w:hAnsi="Arial" w:cs="Arial"/>
-          <w:b/>
-          <w:bCs/>
-          <w:sz w:val="22"/>
-          <w:szCs w:val="22"/>
-        </w:rPr>
-      </w:pPr>
-      <w:r>
-        <w:rPr>
-          <w:rFonts w:ascii="Arial" w:hAnsi="Arial" w:cs="Arial"/>
-          <w:b/>
-          <w:bCs/>
-          <w:sz w:val="22"/>
-          <w:szCs w:val="22"/>
-        </w:rPr>
-        <w:t>8:11</w:t>
+    <w:p ns2:paraId="3ACCCD46" ns2:textId="77777777">
+      <w:pPr>
+        <w:tabs>
+          <w:tab w:val="left" w:pos="720"/>
+          <w:tab w:val="left" w:pos="6030"/>
+        </w:tabs>
+        <w:rPr>
+          <w:rFonts w:ascii="Arial" w:hAnsi="Arial" w:cs="Arial"/>
+          <w:sz w:val="22"/>
+          <w:szCs w:val="22"/>
+        </w:rPr>
+      </w:pPr>
+    </w:p>
+    <w:p ns2:paraId="6022C551" ns2:textId="6A891AB5">
+      <w:pPr>
+        <w:tabs>
+          <w:tab w:val="left" w:pos="720"/>
+          <w:tab w:val="left" w:pos="6030"/>
+        </w:tabs>
+        <w:rPr>
+          <w:rFonts w:ascii="Arial" w:hAnsi="Arial" w:cs="Arial"/>
+          <w:b/>
+          <w:bCs/>
+          <w:sz w:val="22"/>
+          <w:szCs w:val="22"/>
+        </w:rPr>
+      </w:pPr>
+      <w:r>
+        <w:rPr>
+          <w:rFonts w:ascii="Arial" w:hAnsi="Arial" w:cs="Arial"/>
+          <w:b/>
+          <w:bCs/>
+          <w:sz w:val="22"/>
+          <w:szCs w:val="22"/>
+        </w:rPr>
+        <w:t>{T7}</w:t>
       </w:r>
       <w:r>
         <w:rPr>
@@ -2074,7 +2074,7 @@
         <w:t xml:space="preserve"> General Evaluator Calls for Reports  </w:t>
       </w:r>
     </w:p>
-    <w:p>
+    <w:p ns2:paraId="28D29362" ns2:textId="77777777">
       <w:pPr>
         <w:rPr>
           <w:rFonts w:ascii="Arial" w:hAnsi="Arial" w:cs="Arial"/>
@@ -2095,7 +2095,7 @@
         <w:br w:type="page"/>
       </w:r>
     </w:p>
-    <w:p>
+    <w:p ns2:paraId="34671872" ns2:textId="77777777">
       <w:pPr>
         <w:tabs>
           <w:tab w:val="left" w:pos="720"/>
@@ -2120,37 +2120,37 @@
         </w:sectPr>
       </w:pPr>
     </w:p>
-    <w:p>
-      <w:pPr>
-        <w:tabs>
-          <w:tab w:val="left" w:pos="720"/>
-          <w:tab w:val="left" w:pos="6030"/>
-        </w:tabs>
-        <w:rPr>
-          <w:rFonts w:ascii="Arial" w:hAnsi="Arial" w:cs="Arial"/>
-          <w:b/>
-          <w:bCs/>
-          <w:sz w:val="22"/>
-          <w:szCs w:val="22"/>
-        </w:rPr>
-      </w:pPr>
-    </w:p>
-    <w:p>
-      <w:pPr>
-        <w:tabs>
-          <w:tab w:val="left" w:pos="720"/>
-          <w:tab w:val="left" w:pos="6030"/>
-        </w:tabs>
-        <w:rPr>
-          <w:rFonts w:ascii="Arial" w:hAnsi="Arial" w:cs="Arial"/>
-          <w:b/>
-          <w:bCs/>
-          <w:sz w:val="22"/>
-          <w:szCs w:val="22"/>
-        </w:rPr>
-      </w:pPr>
-    </w:p>
-    <w:p>
+    <w:p ns2:paraId="0E69BAC3" ns2:textId="07FA9D09">
+      <w:pPr>
+        <w:tabs>
+          <w:tab w:val="left" w:pos="720"/>
+          <w:tab w:val="left" w:pos="6030"/>
+        </w:tabs>
+        <w:rPr>
+          <w:rFonts w:ascii="Arial" w:hAnsi="Arial" w:cs="Arial"/>
+          <w:b/>
+          <w:bCs/>
+          <w:sz w:val="22"/>
+          <w:szCs w:val="22"/>
+        </w:rPr>
+      </w:pPr>
+    </w:p>
+    <w:p ns2:paraId="36EFE329" ns2:textId="2BEA713D">
+      <w:pPr>
+        <w:tabs>
+          <w:tab w:val="left" w:pos="720"/>
+          <w:tab w:val="left" w:pos="6030"/>
+        </w:tabs>
+        <w:rPr>
+          <w:rFonts w:ascii="Arial" w:hAnsi="Arial" w:cs="Arial"/>
+          <w:b/>
+          <w:bCs/>
+          <w:sz w:val="22"/>
+          <w:szCs w:val="22"/>
+        </w:rPr>
+      </w:pPr>
+    </w:p>
+    <w:p ns2:paraId="1F1D9C48" ns2:textId="10043793">
       <w:pPr>
         <w:tabs>
           <w:tab w:val="left" w:pos="720"/>
@@ -2166,48 +2166,48 @@
         </w:rPr>
       </w:pPr>
     </w:p>
-    <w:p>
-      <w:pPr>
-        <w:tabs>
-          <w:tab w:val="left" w:pos="720"/>
-          <w:tab w:val="left" w:pos="6030"/>
-        </w:tabs>
-        <w:rPr>
-          <w:rFonts w:ascii="Arial" w:hAnsi="Arial" w:cs="Arial"/>
-          <w:b/>
-          <w:bCs/>
-          <w:sz w:val="22"/>
-          <w:szCs w:val="22"/>
-        </w:rPr>
-      </w:pPr>
-    </w:p>
-    <w:p>
-      <w:pPr>
-        <w:tabs>
-          <w:tab w:val="left" w:pos="720"/>
-          <w:tab w:val="left" w:pos="6030"/>
-        </w:tabs>
-        <w:rPr>
-          <w:rFonts w:ascii="Arial" w:hAnsi="Arial" w:cs="Arial"/>
-          <w:b/>
-          <w:bCs/>
-          <w:sz w:val="22"/>
-          <w:szCs w:val="22"/>
-        </w:rPr>
-      </w:pPr>
-    </w:p>
-    <w:p>
-      <w:pPr>
-        <w:rPr>
-          <w:rFonts w:ascii="Arial" w:hAnsi="Arial" w:cs="Arial"/>
-          <w:b/>
-          <w:bCs/>
-          <w:sz w:val="22"/>
-          <w:szCs w:val="22"/>
-        </w:rPr>
-      </w:pPr>
-    </w:p>
-    <w:p>
+    <w:p ns2:paraId="1E45166A" ns2:textId="5B79970E">
+      <w:pPr>
+        <w:tabs>
+          <w:tab w:val="left" w:pos="720"/>
+          <w:tab w:val="left" w:pos="6030"/>
+        </w:tabs>
+        <w:rPr>
+          <w:rFonts w:ascii="Arial" w:hAnsi="Arial" w:cs="Arial"/>
+          <w:b/>
+          <w:bCs/>
+          <w:sz w:val="22"/>
+          <w:szCs w:val="22"/>
+        </w:rPr>
+      </w:pPr>
+    </w:p>
+    <w:p ns2:paraId="62A4D6EA" ns2:textId="68D5BF40">
+      <w:pPr>
+        <w:tabs>
+          <w:tab w:val="left" w:pos="720"/>
+          <w:tab w:val="left" w:pos="6030"/>
+        </w:tabs>
+        <w:rPr>
+          <w:rFonts w:ascii="Arial" w:hAnsi="Arial" w:cs="Arial"/>
+          <w:b/>
+          <w:bCs/>
+          <w:sz w:val="22"/>
+          <w:szCs w:val="22"/>
+        </w:rPr>
+      </w:pPr>
+    </w:p>
+    <w:p ns2:paraId="455979A2" ns2:textId="77777777">
+      <w:pPr>
+        <w:rPr>
+          <w:rFonts w:ascii="Arial" w:hAnsi="Arial" w:cs="Arial"/>
+          <w:b/>
+          <w:bCs/>
+          <w:sz w:val="22"/>
+          <w:szCs w:val="22"/>
+        </w:rPr>
+      </w:pPr>
+    </w:p>
+    <w:p ns2:paraId="0C3A86E8" ns2:textId="2042FFBB">
       <w:pPr>
         <w:sectPr>
           <w:type w:val="continuous"/>
@@ -2218,7 +2218,7 @@
         </w:sectPr>
       </w:pPr>
     </w:p>
-    <w:p>
+    <w:p ns2:paraId="39C130E2" ns2:textId="77777777">
       <w:pPr>
         <w:pStyle w:val="Heading3"/>
         <w:spacing w:before="0"/>
@@ -2242,22 +2242,22 @@
         <w:t>President</w:t>
       </w:r>
     </w:p>
-    <w:p>
-      <w:pPr>
-        <w:rPr>
-          <w:rFonts w:ascii="Arial" w:hAnsi="Arial" w:cs="Arial"/>
-          <w:sz w:val="22"/>
-        </w:rPr>
-      </w:pPr>
-      <w:r>
-        <w:rPr>
-          <w:rFonts w:ascii="Arial" w:hAnsi="Arial" w:cs="Arial"/>
-          <w:sz w:val="22"/>
-        </w:rPr>
-        <w:t>John Doe</w:t>
-      </w:r>
-    </w:p>
-    <w:p>
+    <w:p ns2:paraId="437D3042" ns2:textId="77777777">
+      <w:pPr>
+        <w:rPr>
+          <w:rFonts w:ascii="Arial" w:hAnsi="Arial" w:cs="Arial"/>
+          <w:sz w:val="22"/>
+        </w:rPr>
+      </w:pPr>
+      <w:r>
+        <w:rPr>
+          <w:rFonts w:ascii="Arial" w:hAnsi="Arial" w:cs="Arial"/>
+          <w:sz w:val="22"/>
+        </w:rPr>
+        <w:t>{Pres}</w:t>
+      </w:r>
+    </w:p>
+    <w:p ns2:paraId="34B12BDE" ns2:textId="77777777">
       <w:pPr>
         <w:pStyle w:val="Heading2"/>
         <w:spacing w:before="240"/>
@@ -2280,22 +2280,22 @@
         <w:t>VP Education</w:t>
       </w:r>
     </w:p>
-    <w:p>
-      <w:pPr>
-        <w:rPr>
-          <w:rFonts w:ascii="Arial" w:hAnsi="Arial" w:cs="Arial"/>
-          <w:sz w:val="22"/>
-        </w:rPr>
-      </w:pPr>
-      <w:r>
-        <w:rPr>
-          <w:rFonts w:ascii="Arial" w:hAnsi="Arial" w:cs="Arial"/>
-          <w:sz w:val="22"/>
-        </w:rPr>
-        <w:t>John Doe</w:t>
-      </w:r>
-    </w:p>
-    <w:p>
+    <w:p ns2:paraId="0BECBFF7" ns2:textId="77777777">
+      <w:pPr>
+        <w:rPr>
+          <w:rFonts w:ascii="Arial" w:hAnsi="Arial" w:cs="Arial"/>
+          <w:sz w:val="22"/>
+        </w:rPr>
+      </w:pPr>
+      <w:r>
+        <w:rPr>
+          <w:rFonts w:ascii="Arial" w:hAnsi="Arial" w:cs="Arial"/>
+          <w:sz w:val="22"/>
+        </w:rPr>
+        <w:t>{VPE}</w:t>
+      </w:r>
+    </w:p>
+    <w:p ns2:paraId="148D11D1" ns2:textId="77777777">
       <w:pPr>
         <w:pStyle w:val="Heading3"/>
         <w:spacing w:before="240"/>
@@ -2318,22 +2318,22 @@
         <w:t>VP Membership</w:t>
       </w:r>
     </w:p>
-    <w:p>
-      <w:pPr>
-        <w:rPr>
-          <w:rFonts w:ascii="Arial" w:hAnsi="Arial" w:cs="Arial"/>
-          <w:sz w:val="22"/>
-        </w:rPr>
-      </w:pPr>
-      <w:r>
-        <w:rPr>
-          <w:rFonts w:ascii="Arial" w:hAnsi="Arial" w:cs="Arial"/>
-          <w:sz w:val="22"/>
-        </w:rPr>
-        <w:t>Jane Doe</w:t>
-      </w:r>
-    </w:p>
-    <w:p>
+    <w:p ns2:paraId="02F1436A" ns2:textId="77777777">
+      <w:pPr>
+        <w:rPr>
+          <w:rFonts w:ascii="Arial" w:hAnsi="Arial" w:cs="Arial"/>
+          <w:sz w:val="22"/>
+        </w:rPr>
+      </w:pPr>
+      <w:r>
+        <w:rPr>
+          <w:rFonts w:ascii="Arial" w:hAnsi="Arial" w:cs="Arial"/>
+          <w:sz w:val="22"/>
+        </w:rPr>
+        <w:t>{VPM}</w:t>
+      </w:r>
+    </w:p>
+    <w:p ns2:paraId="7CB3EDBB" ns2:textId="77777777">
       <w:pPr>
         <w:pStyle w:val="Heading2"/>
         <w:spacing w:before="240"/>
@@ -2356,22 +2356,22 @@
         <w:t>VP Public Relations</w:t>
       </w:r>
     </w:p>
-    <w:p>
-      <w:pPr>
-        <w:rPr>
-          <w:rFonts w:ascii="Arial" w:hAnsi="Arial" w:cs="Arial"/>
-          <w:sz w:val="22"/>
-        </w:rPr>
-      </w:pPr>
-      <w:r>
-        <w:rPr>
-          <w:rFonts w:ascii="Arial" w:hAnsi="Arial" w:cs="Arial"/>
-          <w:sz w:val="22"/>
-        </w:rPr>
-        <w:t>Jane Doe</w:t>
-      </w:r>
-    </w:p>
-    <w:p>
+    <w:p ns2:paraId="1DB40FEE" ns2:textId="77777777">
+      <w:pPr>
+        <w:rPr>
+          <w:rFonts w:ascii="Arial" w:hAnsi="Arial" w:cs="Arial"/>
+          <w:sz w:val="22"/>
+        </w:rPr>
+      </w:pPr>
+      <w:r>
+        <w:rPr>
+          <w:rFonts w:ascii="Arial" w:hAnsi="Arial" w:cs="Arial"/>
+          <w:sz w:val="22"/>
+        </w:rPr>
+        <w:t>{VPPR}</w:t>
+      </w:r>
+    </w:p>
+    <w:p ns2:paraId="1FD3E4B8" ns2:textId="77777777">
       <w:pPr>
         <w:pStyle w:val="Heading3"/>
         <w:spacing w:before="240"/>
@@ -2394,22 +2394,22 @@
         <w:t xml:space="preserve">Secretary </w:t>
       </w:r>
     </w:p>
-    <w:p>
-      <w:pPr>
-        <w:rPr>
-          <w:rFonts w:ascii="Arial" w:hAnsi="Arial" w:cs="Arial"/>
-          <w:sz w:val="22"/>
-        </w:rPr>
-      </w:pPr>
-      <w:r>
-        <w:rPr>
-          <w:rFonts w:ascii="Arial" w:hAnsi="Arial" w:cs="Arial"/>
-          <w:sz w:val="22"/>
-        </w:rPr>
-        <w:t>John Doe</w:t>
-      </w:r>
-    </w:p>
-    <w:p>
+    <w:p ns2:paraId="1EFA36B8" ns2:textId="77777777">
+      <w:pPr>
+        <w:rPr>
+          <w:rFonts w:ascii="Arial" w:hAnsi="Arial" w:cs="Arial"/>
+          <w:sz w:val="22"/>
+        </w:rPr>
+      </w:pPr>
+      <w:r>
+        <w:rPr>
+          <w:rFonts w:ascii="Arial" w:hAnsi="Arial" w:cs="Arial"/>
+          <w:sz w:val="22"/>
+        </w:rPr>
+        <w:t>{Sec}</w:t>
+      </w:r>
+    </w:p>
+    <w:p ns2:paraId="0011FC73" ns2:textId="77777777">
       <w:pPr>
         <w:pStyle w:val="Heading3"/>
         <w:spacing w:before="240"/>
@@ -2432,22 +2432,22 @@
         <w:t>Treasurer</w:t>
       </w:r>
     </w:p>
-    <w:p>
-      <w:pPr>
-        <w:rPr>
-          <w:rFonts w:ascii="Arial" w:hAnsi="Arial" w:cs="Arial"/>
-          <w:sz w:val="22"/>
-        </w:rPr>
-      </w:pPr>
-      <w:r>
-        <w:rPr>
-          <w:rFonts w:ascii="Arial" w:hAnsi="Arial" w:cs="Arial"/>
-          <w:sz w:val="22"/>
-        </w:rPr>
-        <w:t>Jane Doe</w:t>
-      </w:r>
-    </w:p>
-    <w:p>
+    <w:p ns2:paraId="4D0E85D1" ns2:textId="77777777">
+      <w:pPr>
+        <w:rPr>
+          <w:rFonts w:ascii="Arial" w:hAnsi="Arial" w:cs="Arial"/>
+          <w:sz w:val="22"/>
+        </w:rPr>
+      </w:pPr>
+      <w:r>
+        <w:rPr>
+          <w:rFonts w:ascii="Arial" w:hAnsi="Arial" w:cs="Arial"/>
+          <w:sz w:val="22"/>
+        </w:rPr>
+        <w:t>{Treas}</w:t>
+      </w:r>
+    </w:p>
+    <w:p ns2:paraId="41308C0D" ns2:textId="77777777">
       <w:pPr>
         <w:pStyle w:val="Heading3"/>
         <w:spacing w:before="240"/>
@@ -2470,22 +2470,22 @@
         <w:t>Sergeant at Arms</w:t>
       </w:r>
     </w:p>
-    <w:p>
-      <w:pPr>
-        <w:rPr>
-          <w:rFonts w:ascii="Arial" w:hAnsi="Arial" w:cs="Arial"/>
-          <w:sz w:val="22"/>
-        </w:rPr>
-      </w:pPr>
-      <w:r>
-        <w:rPr>
-          <w:rFonts w:ascii="Arial" w:hAnsi="Arial" w:cs="Arial"/>
-          <w:sz w:val="22"/>
-        </w:rPr>
-        <w:t>John Doe</w:t>
-      </w:r>
-    </w:p>
-    <w:p>
+    <w:p ns2:paraId="7E79B020" ns2:textId="77777777">
+      <w:pPr>
+        <w:rPr>
+          <w:rFonts w:ascii="Arial" w:hAnsi="Arial" w:cs="Arial"/>
+          <w:sz w:val="22"/>
+        </w:rPr>
+      </w:pPr>
+      <w:r>
+        <w:rPr>
+          <w:rFonts w:ascii="Arial" w:hAnsi="Arial" w:cs="Arial"/>
+          <w:sz w:val="22"/>
+        </w:rPr>
+        <w:t>{SAA}</w:t>
+      </w:r>
+    </w:p>
+    <w:p ns2:paraId="1D66C0ED" ns2:textId="77777777">
       <w:pPr>
         <w:spacing w:before="40"/>
         <w:rPr>
@@ -2493,7 +2493,7 @@
         </w:rPr>
       </w:pPr>
     </w:p>
-    <w:p>
+    <w:p ns2:paraId="0A03FCF9" ns2:textId="77777777">
       <w:pPr>
         <w:spacing w:before="40"/>
         <w:rPr>
@@ -2501,19 +2501,19 @@
         </w:rPr>
       </w:pPr>
     </w:p>
-    <w:p>
-      <w:pPr>
-        <w:rPr>
-          <w:rFonts w:ascii="Arial" w:hAnsi="Arial" w:cs="Arial"/>
-          <w:sz w:val="22"/>
-        </w:rPr>
-      </w:pPr>
-      <w:r>
-        <w:rPr>
-          <w:rFonts w:ascii="Arial" w:hAnsi="Arial" w:cs="Arial"/>
-          <w:sz w:val="22"/>
-        </w:rPr>
-        <w:t xml:space="preserve">We meet every </w:t>
+    <w:p ns2:paraId="560C8AC3" ns2:textId="77777777">
+      <w:pPr>
+        <w:rPr>
+          <w:rFonts w:ascii="Arial" w:hAnsi="Arial" w:cs="Arial"/>
+          <w:sz w:val="22"/>
+        </w:rPr>
+      </w:pPr>
+      <w:r>
+        <w:rPr>
+          <w:rFonts w:ascii="Arial" w:hAnsi="Arial" w:cs="Arial"/>
+          <w:sz w:val="22"/>
+        </w:rPr>
+        <w:t xml:space="preserve">We meet {Days}</w:t>
       </w:r>
       <w:r>
         <w:rPr>
@@ -2521,25 +2521,25 @@
           <w:sz w:val="22"/>
         </w:rPr>
         <w:br/>
-        <w:t xml:space="preserve">day of the week </w:t>
-      </w:r>
-    </w:p>
-    <w:p>
-      <w:pPr>
-        <w:rPr>
-          <w:rFonts w:ascii="Arial" w:hAnsi="Arial" w:cs="Arial"/>
-          <w:sz w:val="22"/>
-        </w:rPr>
-      </w:pPr>
-      <w:r>
-        <w:rPr>
-          <w:rFonts w:ascii="Arial" w:hAnsi="Arial" w:cs="Arial"/>
-          <w:sz w:val="22"/>
-        </w:rPr>
-        <w:t>from 00:00 to 00:00</w:t>
-      </w:r>
-    </w:p>
-    <w:p>
+        <w:t xml:space="preserve"> </w:t>
+      </w:r>
+    </w:p>
+    <w:p ns2:paraId="3A343E6C" ns2:textId="77777777">
+      <w:pPr>
+        <w:rPr>
+          <w:rFonts w:ascii="Arial" w:hAnsi="Arial" w:cs="Arial"/>
+          <w:sz w:val="22"/>
+        </w:rPr>
+      </w:pPr>
+      <w:r>
+        <w:rPr>
+          <w:rFonts w:ascii="Arial" w:hAnsi="Arial" w:cs="Arial"/>
+          <w:sz w:val="22"/>
+        </w:rPr>
+        <w:t>from {Start} to {End}</w:t>
+      </w:r>
+    </w:p>
+    <w:p ns2:paraId="014B7813" ns2:textId="77777777">
       <w:pPr>
         <w:spacing w:before="40"/>
         <w:rPr>
@@ -2547,7 +2547,7 @@
         </w:rPr>
       </w:pPr>
     </w:p>
-    <w:p>
+    <w:p ns2:paraId="474A2547" ns2:textId="77777777">
       <w:pPr>
         <w:rPr>
           <w:rFonts w:ascii="Arial" w:hAnsi="Arial" w:cs="Arial"/>
@@ -2570,7 +2570,7 @@
         <w:t>on our website</w:t>
       </w:r>
     </w:p>
-    <w:p>
+    <w:p ns2:paraId="0284ED5D" ns2:textId="77777777">
       <w:pPr>
         <w:rPr>
           <w:rFonts w:ascii="Arial" w:hAnsi="Arial" w:cs="Arial"/>
@@ -2584,11 +2584,11 @@
             <w:rFonts w:ascii="Arial" w:hAnsi="Arial" w:cs="Arial"/>
             <w:sz w:val="22"/>
           </w:rPr>
-          <w:t>www.oursite.org</w:t>
+          <w:t>{Website}</w:t>
         </w:r>
       </w:hyperlink>
     </w:p>
-    <w:p>
+    <w:p ns2:paraId="4092BC30" ns2:textId="77777777">
       <w:pPr>
         <w:spacing w:before="40"/>
         <w:rPr>
@@ -2596,7 +2596,7 @@
         </w:rPr>
       </w:pPr>
     </w:p>
-    <w:p>
+    <w:p ns2:paraId="584A4824" ns2:textId="77777777">
       <w:pPr>
         <w:rPr>
           <w:rFonts w:ascii="Arial" w:hAnsi="Arial" w:cs="Arial"/>
@@ -2613,7 +2613,7 @@
         <w:t>Toastmasters International</w:t>
       </w:r>
     </w:p>
-    <w:p>
+    <w:p ns2:paraId="34BE8198" ns2:textId="77777777">
       <w:pPr>
         <w:rPr>
           <w:rFonts w:ascii="Arial" w:hAnsi="Arial" w:cs="Arial"/>
@@ -2633,7 +2633,7 @@
         </w:r>
       </w:hyperlink>
     </w:p>
-    <w:p>
+    <w:p ns2:paraId="0B7E6902" ns2:textId="77777777">
       <w:pPr>
         <w:spacing w:before="40"/>
         <w:rPr>
@@ -2641,17 +2641,17 @@
         </w:rPr>
       </w:pPr>
     </w:p>
-    <w:p>
-      <w:pPr>
-        <w:rPr>
-          <w:rFonts w:ascii="Arial" w:hAnsi="Arial" w:cs="Arial"/>
-          <w:b/>
-          <w:sz w:val="22"/>
-          <w:szCs w:val="22"/>
-        </w:rPr>
-      </w:pPr>
-    </w:p>
-    <w:p>
+    <w:p ns2:paraId="0B8F1B77" ns2:textId="77777777">
+      <w:pPr>
+        <w:rPr>
+          <w:rFonts w:ascii="Arial" w:hAnsi="Arial" w:cs="Arial"/>
+          <w:b/>
+          <w:sz w:val="22"/>
+          <w:szCs w:val="22"/>
+        </w:rPr>
+      </w:pPr>
+    </w:p>
+    <w:p ns2:paraId="0C1D5E61" ns2:textId="77777777">
       <w:pPr>
         <w:rPr>
           <w:rStyle w:val="Bulletlevel1color"/>
@@ -2671,7 +2671,7 @@
         <w:t xml:space="preserve">   </w:t>
       </w:r>
     </w:p>
-    <w:p>
+    <w:p ns2:paraId="5DBA60EA" ns2:textId="77777777">
       <w:pPr>
         <w:rPr>
           <w:rStyle w:val="Bulletlevel1color"/>
@@ -2683,7 +2683,7 @@
         </w:rPr>
       </w:pPr>
     </w:p>
-    <w:p>
+    <w:p ns2:paraId="5224DB41" ns2:textId="77777777">
       <w:pPr>
         <w:rPr>
           <w:rStyle w:val="Bulletlevel1color"/>
@@ -2695,7 +2695,7 @@
         </w:rPr>
       </w:pPr>
     </w:p>
-    <w:p>
+    <w:p ns2:paraId="6AFC3C2E" ns2:textId="77777777">
       <w:pPr>
         <w:rPr>
           <w:rStyle w:val="Bulletlevel1color"/>
@@ -2707,7 +2707,7 @@
         </w:rPr>
       </w:pPr>
     </w:p>
-    <w:p>
+    <w:p ns2:paraId="699D9C4E" ns2:textId="77777777">
       <w:pPr>
         <w:rPr>
           <w:rStyle w:val="Bulletlevel1color"/>
@@ -2719,7 +2719,7 @@
         </w:rPr>
       </w:pPr>
     </w:p>
-    <w:p>
+    <w:p ns2:paraId="5E82563E" ns2:textId="77777777">
       <w:pPr>
         <w:rPr>
           <w:rFonts w:ascii="Arial" w:hAnsi="Arial" w:cs="Arial"/>
@@ -2727,114 +2727,114 @@
         </w:rPr>
       </w:pPr>
     </w:p>
-    <w:p>
-      <w:pPr>
-        <w:tabs>
-          <w:tab w:val="left" w:pos="720"/>
-          <w:tab w:val="left" w:pos="6030"/>
-        </w:tabs>
-        <w:rPr>
-          <w:rFonts w:ascii="Arial" w:hAnsi="Arial" w:cs="Arial"/>
-          <w:b/>
-          <w:sz w:val="22"/>
-        </w:rPr>
-      </w:pPr>
-      <w:r>
-        <w:rPr>
-          <w:rFonts w:ascii="Arial" w:hAnsi="Arial" w:cs="Arial"/>
-          <w:b/>
-          <w:sz w:val="22"/>
-        </w:rPr>
-        <w:tab/>
-      </w:r>
-    </w:p>
-    <w:p>
-      <w:pPr>
-        <w:tabs>
-          <w:tab w:val="left" w:pos="720"/>
-          <w:tab w:val="left" w:pos="6030"/>
-        </w:tabs>
-        <w:rPr>
-          <w:rFonts w:ascii="Arial" w:hAnsi="Arial" w:cs="Arial"/>
-          <w:b/>
-          <w:sz w:val="22"/>
-        </w:rPr>
-      </w:pPr>
-    </w:p>
-    <w:p>
-      <w:pPr>
-        <w:tabs>
-          <w:tab w:val="left" w:pos="720"/>
-          <w:tab w:val="left" w:pos="6030"/>
-        </w:tabs>
-        <w:rPr>
-          <w:rFonts w:ascii="Arial" w:hAnsi="Arial" w:cs="Arial"/>
-          <w:b/>
-          <w:sz w:val="22"/>
-        </w:rPr>
-      </w:pPr>
-    </w:p>
-    <w:p>
-      <w:pPr>
-        <w:tabs>
-          <w:tab w:val="left" w:pos="720"/>
-          <w:tab w:val="left" w:pos="6030"/>
-        </w:tabs>
-        <w:rPr>
-          <w:rFonts w:ascii="Arial" w:hAnsi="Arial" w:cs="Arial"/>
-          <w:b/>
-          <w:sz w:val="22"/>
-        </w:rPr>
-      </w:pPr>
-    </w:p>
-    <w:p>
-      <w:pPr>
-        <w:tabs>
-          <w:tab w:val="left" w:pos="720"/>
-          <w:tab w:val="left" w:pos="6030"/>
-        </w:tabs>
-        <w:rPr>
-          <w:rFonts w:ascii="Arial" w:hAnsi="Arial" w:cs="Arial"/>
-          <w:b/>
-          <w:sz w:val="22"/>
-        </w:rPr>
-      </w:pPr>
-      <w:r>
-        <w:rPr>
-          <w:rFonts w:ascii="Arial" w:hAnsi="Arial" w:cs="Arial"/>
-          <w:b/>
-          <w:sz w:val="22"/>
-        </w:rPr>
-        <w:tab/>
-      </w:r>
-    </w:p>
-    <w:p>
-      <w:pPr>
-        <w:tabs>
-          <w:tab w:val="left" w:pos="720"/>
-          <w:tab w:val="left" w:pos="6030"/>
-        </w:tabs>
-        <w:rPr>
-          <w:rFonts w:ascii="Arial" w:hAnsi="Arial" w:cs="Arial"/>
-          <w:b/>
-          <w:sz w:val="22"/>
-        </w:rPr>
-      </w:pPr>
-    </w:p>
-    <w:p>
-      <w:pPr>
-        <w:tabs>
-          <w:tab w:val="left" w:pos="720"/>
-          <w:tab w:val="left" w:pos="6030"/>
-        </w:tabs>
-        <w:rPr>
-          <w:rFonts w:ascii="Arial" w:hAnsi="Arial" w:cs="Arial"/>
-          <w:b/>
-          <w:sz w:val="22"/>
-        </w:rPr>
-      </w:pPr>
-    </w:p>
-    <w:p>
+    <w:p ns2:paraId="493376AB" ns2:textId="77777777">
+      <w:pPr>
+        <w:tabs>
+          <w:tab w:val="left" w:pos="720"/>
+          <w:tab w:val="left" w:pos="6030"/>
+        </w:tabs>
+        <w:rPr>
+          <w:rFonts w:ascii="Arial" w:hAnsi="Arial" w:cs="Arial"/>
+          <w:b/>
+          <w:sz w:val="22"/>
+        </w:rPr>
+      </w:pPr>
+      <w:r>
+        <w:rPr>
+          <w:rFonts w:ascii="Arial" w:hAnsi="Arial" w:cs="Arial"/>
+          <w:b/>
+          <w:sz w:val="22"/>
+        </w:rPr>
+        <w:tab/>
+      </w:r>
+    </w:p>
+    <w:p ns2:paraId="565C5869" ns2:textId="77777777">
+      <w:pPr>
+        <w:tabs>
+          <w:tab w:val="left" w:pos="720"/>
+          <w:tab w:val="left" w:pos="6030"/>
+        </w:tabs>
+        <w:rPr>
+          <w:rFonts w:ascii="Arial" w:hAnsi="Arial" w:cs="Arial"/>
+          <w:b/>
+          <w:sz w:val="22"/>
+        </w:rPr>
+      </w:pPr>
+    </w:p>
+    <w:p ns2:paraId="2FB88944" ns2:textId="69E75A19">
+      <w:pPr>
+        <w:tabs>
+          <w:tab w:val="left" w:pos="720"/>
+          <w:tab w:val="left" w:pos="6030"/>
+        </w:tabs>
+        <w:rPr>
+          <w:rFonts w:ascii="Arial" w:hAnsi="Arial" w:cs="Arial"/>
+          <w:b/>
+          <w:sz w:val="22"/>
+        </w:rPr>
+      </w:pPr>
+    </w:p>
+    <w:p ns2:paraId="6B785E07" ns2:textId="77777777">
+      <w:pPr>
+        <w:tabs>
+          <w:tab w:val="left" w:pos="720"/>
+          <w:tab w:val="left" w:pos="6030"/>
+        </w:tabs>
+        <w:rPr>
+          <w:rFonts w:ascii="Arial" w:hAnsi="Arial" w:cs="Arial"/>
+          <w:b/>
+          <w:sz w:val="22"/>
+        </w:rPr>
+      </w:pPr>
+    </w:p>
+    <w:p ns2:paraId="5765FE76" ns2:textId="77777777">
+      <w:pPr>
+        <w:tabs>
+          <w:tab w:val="left" w:pos="720"/>
+          <w:tab w:val="left" w:pos="6030"/>
+        </w:tabs>
+        <w:rPr>
+          <w:rFonts w:ascii="Arial" w:hAnsi="Arial" w:cs="Arial"/>
+          <w:b/>
+          <w:sz w:val="22"/>
+        </w:rPr>
+      </w:pPr>
+      <w:r>
+        <w:rPr>
+          <w:rFonts w:ascii="Arial" w:hAnsi="Arial" w:cs="Arial"/>
+          <w:b/>
+          <w:sz w:val="22"/>
+        </w:rPr>
+        <w:tab/>
+      </w:r>
+    </w:p>
+    <w:p ns2:paraId="69C7D5E8" ns2:textId="4605BED6">
+      <w:pPr>
+        <w:tabs>
+          <w:tab w:val="left" w:pos="720"/>
+          <w:tab w:val="left" w:pos="6030"/>
+        </w:tabs>
+        <w:rPr>
+          <w:rFonts w:ascii="Arial" w:hAnsi="Arial" w:cs="Arial"/>
+          <w:b/>
+          <w:sz w:val="22"/>
+        </w:rPr>
+      </w:pPr>
+    </w:p>
+    <w:p ns2:paraId="6576E79D" ns2:textId="77777777">
+      <w:pPr>
+        <w:tabs>
+          <w:tab w:val="left" w:pos="720"/>
+          <w:tab w:val="left" w:pos="6030"/>
+        </w:tabs>
+        <w:rPr>
+          <w:rFonts w:ascii="Arial" w:hAnsi="Arial" w:cs="Arial"/>
+          <w:b/>
+          <w:sz w:val="22"/>
+        </w:rPr>
+      </w:pPr>
+    </w:p>
+    <w:p ns2:paraId="5576B65E" ns2:textId="03BC106F">
       <w:pPr>
         <w:tabs>
           <w:tab w:val="left" w:pos="720"/>
@@ -2865,10 +2865,10 @@
           <w:sz w:val="22"/>
         </w:rPr>
         <w:tab/>
-        <w:t>Jane Doe</w:t>
-      </w:r>
-    </w:p>
-    <w:p>
+        <w:t>{Timer}</w:t>
+      </w:r>
+    </w:p>
+    <w:p ns2:paraId="463F049F" ns2:textId="77777777">
       <w:pPr>
         <w:tabs>
           <w:tab w:val="left" w:pos="720"/>
@@ -2901,10 +2901,10 @@
           <w:sz w:val="22"/>
         </w:rPr>
         <w:tab/>
-        <w:t>Jane Doe</w:t>
-      </w:r>
-    </w:p>
-    <w:p>
+        <w:t>{Ah}</w:t>
+      </w:r>
+    </w:p>
+    <w:p ns2:paraId="7AA124BF" ns2:textId="77777777">
       <w:pPr>
         <w:tabs>
           <w:tab w:val="left" w:pos="720"/>
@@ -2929,40 +2929,40 @@
           <w:sz w:val="22"/>
         </w:rPr>
         <w:tab/>
-        <w:t>Jane Doe</w:t>
-      </w:r>
-    </w:p>
-    <w:p>
-      <w:pPr>
-        <w:tabs>
-          <w:tab w:val="left" w:pos="720"/>
-          <w:tab w:val="left" w:pos="6030"/>
-        </w:tabs>
-        <w:rPr>
-          <w:rFonts w:ascii="Arial" w:hAnsi="Arial" w:cs="Arial"/>
-          <w:sz w:val="22"/>
-        </w:rPr>
-      </w:pPr>
-    </w:p>
-    <w:p>
-      <w:pPr>
-        <w:tabs>
-          <w:tab w:val="left" w:pos="720"/>
-          <w:tab w:val="left" w:pos="6030"/>
-        </w:tabs>
-        <w:rPr>
-          <w:rFonts w:ascii="Arial" w:hAnsi="Arial" w:cs="Arial"/>
-          <w:b/>
-          <w:sz w:val="22"/>
-        </w:rPr>
-      </w:pPr>
-      <w:r>
-        <w:rPr>
-          <w:rFonts w:ascii="Arial" w:hAnsi="Arial" w:cs="Arial"/>
-          <w:b/>
-          <w:sz w:val="22"/>
-        </w:rPr>
-        <w:t>8:14</w:t>
+        <w:t>{Gram}</w:t>
+      </w:r>
+    </w:p>
+    <w:p ns2:paraId="130B9D30" ns2:textId="77777777">
+      <w:pPr>
+        <w:tabs>
+          <w:tab w:val="left" w:pos="720"/>
+          <w:tab w:val="left" w:pos="6030"/>
+        </w:tabs>
+        <w:rPr>
+          <w:rFonts w:ascii="Arial" w:hAnsi="Arial" w:cs="Arial"/>
+          <w:sz w:val="22"/>
+        </w:rPr>
+      </w:pPr>
+    </w:p>
+    <w:p ns2:paraId="3F9A0032" ns2:textId="77777777">
+      <w:pPr>
+        <w:tabs>
+          <w:tab w:val="left" w:pos="720"/>
+          <w:tab w:val="left" w:pos="6030"/>
+        </w:tabs>
+        <w:rPr>
+          <w:rFonts w:ascii="Arial" w:hAnsi="Arial" w:cs="Arial"/>
+          <w:b/>
+          <w:sz w:val="22"/>
+        </w:rPr>
+      </w:pPr>
+      <w:r>
+        <w:rPr>
+          <w:rFonts w:ascii="Arial" w:hAnsi="Arial" w:cs="Arial"/>
+          <w:b/>
+          <w:sz w:val="22"/>
+        </w:rPr>
+        <w:t>{T8}</w:t>
       </w:r>
       <w:r>
         <w:rPr>
@@ -2986,10 +2986,10 @@
           <w:rFonts w:ascii="Arial" w:hAnsi="Arial" w:cs="Arial"/>
           <w:sz w:val="22"/>
         </w:rPr>
-        <w:t>John Doe</w:t>
-      </w:r>
-    </w:p>
-    <w:p>
+        <w:t>{GE}</w:t>
+      </w:r>
+    </w:p>
+    <w:p ns2:paraId="12065C21" ns2:textId="377A4CF6">
       <w:pPr>
         <w:tabs>
           <w:tab w:val="left" w:pos="720"/>
@@ -3032,7 +3032,7 @@
         <w:tab/>
       </w:r>
     </w:p>
-    <w:p>
+    <w:p ns2:paraId="190908ED" ns2:textId="77777777">
       <w:pPr>
         <w:tabs>
           <w:tab w:val="left" w:pos="720"/>
@@ -3053,38 +3053,38 @@
         <w:t xml:space="preserve"> Returns control to the Toastmaster of the Day</w:t>
       </w:r>
     </w:p>
-    <w:p>
-      <w:pPr>
-        <w:tabs>
-          <w:tab w:val="left" w:pos="720"/>
-          <w:tab w:val="left" w:pos="6030"/>
-        </w:tabs>
-        <w:rPr>
-          <w:rFonts w:ascii="Arial" w:hAnsi="Arial" w:cs="Arial"/>
-          <w:b/>
-          <w:sz w:val="22"/>
-        </w:rPr>
-      </w:pPr>
-    </w:p>
-    <w:p>
-      <w:pPr>
-        <w:tabs>
-          <w:tab w:val="left" w:pos="720"/>
-          <w:tab w:val="left" w:pos="6030"/>
-        </w:tabs>
-        <w:rPr>
-          <w:rFonts w:ascii="Arial" w:hAnsi="Arial" w:cs="Arial"/>
-          <w:b/>
-          <w:sz w:val="22"/>
-        </w:rPr>
-      </w:pPr>
-      <w:r>
-        <w:rPr>
-          <w:rFonts w:ascii="Arial" w:hAnsi="Arial" w:cs="Arial"/>
-          <w:b/>
-          <w:sz w:val="22"/>
-        </w:rPr>
-        <w:t>8:17</w:t>
+    <w:p ns2:paraId="0AA822A6" ns2:textId="77777777">
+      <w:pPr>
+        <w:tabs>
+          <w:tab w:val="left" w:pos="720"/>
+          <w:tab w:val="left" w:pos="6030"/>
+        </w:tabs>
+        <w:rPr>
+          <w:rFonts w:ascii="Arial" w:hAnsi="Arial" w:cs="Arial"/>
+          <w:b/>
+          <w:sz w:val="22"/>
+        </w:rPr>
+      </w:pPr>
+    </w:p>
+    <w:p ns2:paraId="6F45F6C5" ns2:textId="77777777">
+      <w:pPr>
+        <w:tabs>
+          <w:tab w:val="left" w:pos="720"/>
+          <w:tab w:val="left" w:pos="6030"/>
+        </w:tabs>
+        <w:rPr>
+          <w:rFonts w:ascii="Arial" w:hAnsi="Arial" w:cs="Arial"/>
+          <w:b/>
+          <w:sz w:val="22"/>
+        </w:rPr>
+      </w:pPr>
+      <w:r>
+        <w:rPr>
+          <w:rFonts w:ascii="Arial" w:hAnsi="Arial" w:cs="Arial"/>
+          <w:b/>
+          <w:sz w:val="22"/>
+        </w:rPr>
+        <w:t>{T9}</w:t>
       </w:r>
       <w:r>
         <w:rPr>
@@ -3108,10 +3108,10 @@
           <w:rFonts w:ascii="Arial" w:hAnsi="Arial" w:cs="Arial"/>
           <w:sz w:val="22"/>
         </w:rPr>
-        <w:t>John Doe</w:t>
-      </w:r>
-    </w:p>
-    <w:p>
+        <w:t>{TM}</w:t>
+      </w:r>
+    </w:p>
+    <w:p ns2:paraId="6A18D3CF" ns2:textId="77777777">
       <w:pPr>
         <w:tabs>
           <w:tab w:val="left" w:pos="720"/>
@@ -3131,7 +3131,7 @@
         <w:t xml:space="preserve">  Best Evaluator</w:t>
       </w:r>
     </w:p>
-    <w:p>
+    <w:p ns2:paraId="558289EF" ns2:textId="77777777">
       <w:pPr>
         <w:tabs>
           <w:tab w:val="left" w:pos="720"/>
@@ -3151,7 +3151,7 @@
         <w:t xml:space="preserve">  Best Table Topics</w:t>
       </w:r>
     </w:p>
-    <w:p>
+    <w:p ns2:paraId="0BF27895" ns2:textId="77777777">
       <w:pPr>
         <w:tabs>
           <w:tab w:val="left" w:pos="720"/>
@@ -3171,7 +3171,7 @@
         <w:t xml:space="preserve">  Best Speaker</w:t>
       </w:r>
     </w:p>
-    <w:p>
+    <w:p ns2:paraId="7008AF0A" ns2:textId="77777777">
       <w:pPr>
         <w:tabs>
           <w:tab w:val="left" w:pos="720"/>
@@ -3191,7 +3191,7 @@
         <w:t xml:space="preserve">  Special Awards</w:t>
       </w:r>
     </w:p>
-    <w:p>
+    <w:p ns2:paraId="182FF458" ns2:textId="77777777">
       <w:pPr>
         <w:tabs>
           <w:tab w:val="left" w:pos="720"/>
@@ -3219,7 +3219,7 @@
         <w:t xml:space="preserve">  Returns control to the Chair of the meeting</w:t>
       </w:r>
     </w:p>
-    <w:p>
+    <w:p ns2:paraId="02BD820E" ns2:textId="77777777">
       <w:pPr>
         <w:tabs>
           <w:tab w:val="left" w:pos="720"/>
@@ -3231,25 +3231,25 @@
         </w:rPr>
       </w:pPr>
     </w:p>
-    <w:p>
-      <w:pPr>
-        <w:tabs>
-          <w:tab w:val="left" w:pos="720"/>
-          <w:tab w:val="left" w:pos="6030"/>
-        </w:tabs>
-        <w:rPr>
-          <w:rFonts w:ascii="Arial" w:hAnsi="Arial" w:cs="Arial"/>
-          <w:b/>
-          <w:sz w:val="22"/>
-        </w:rPr>
-      </w:pPr>
-      <w:r>
-        <w:rPr>
-          <w:rFonts w:ascii="Arial" w:hAnsi="Arial" w:cs="Arial"/>
-          <w:b/>
-          <w:sz w:val="22"/>
-        </w:rPr>
-        <w:t>8:20</w:t>
+    <w:p ns2:paraId="3B32FB66" ns2:textId="77777777">
+      <w:pPr>
+        <w:tabs>
+          <w:tab w:val="left" w:pos="720"/>
+          <w:tab w:val="left" w:pos="6030"/>
+        </w:tabs>
+        <w:rPr>
+          <w:rFonts w:ascii="Arial" w:hAnsi="Arial" w:cs="Arial"/>
+          <w:b/>
+          <w:sz w:val="22"/>
+        </w:rPr>
+      </w:pPr>
+      <w:r>
+        <w:rPr>
+          <w:rFonts w:ascii="Arial" w:hAnsi="Arial" w:cs="Arial"/>
+          <w:b/>
+          <w:sz w:val="22"/>
+        </w:rPr>
+        <w:t>{T10}</w:t>
       </w:r>
       <w:r>
         <w:rPr>
@@ -3261,7 +3261,7 @@
         <w:t>Chair Leads Club Business</w:t>
       </w:r>
     </w:p>
-    <w:p>
+    <w:p ns2:paraId="2DE34742" ns2:textId="77777777">
       <w:pPr>
         <w:tabs>
           <w:tab w:val="left" w:pos="720"/>
@@ -3281,7 +3281,7 @@
         <w:t xml:space="preserve">  </w:t>
       </w:r>
     </w:p>
-    <w:p>
+    <w:p ns2:paraId="0331793C" ns2:textId="77777777">
       <w:pPr>
         <w:tabs>
           <w:tab w:val="left" w:pos="720"/>
@@ -3299,7 +3299,7 @@
           <w:b/>
           <w:sz w:val="22"/>
         </w:rPr>
-        <w:t>8:45</w:t>
+        <w:t>{End}</w:t>
       </w:r>
       <w:r>
         <w:rPr>
@@ -3325,7 +3325,7 @@
         <w:br/>
       </w:r>
     </w:p>
-    <w:p>
+    <w:p ns2:paraId="7F3FBC76" ns2:textId="77777777">
       <w:pPr>
         <w:tabs>
           <w:tab w:val="left" w:pos="720"/>
